--- a/Ausgabe/Grundlagen/Scratch.docx
+++ b/Ausgabe/Grundlagen/Scratch.docx
@@ -28,7 +28,7 @@
         </w:p>
       </w:sdtContent>
     </w:sdt>
-    <w:bookmarkStart w:id="12" w:name="scratch"/>
+    <w:bookmarkStart w:id="23" w:name="scratch"/>
     <w:p>
       <w:pPr>
         <w:pStyle w:val="Heading1"/>
@@ -37,7 +37,7 @@
         <w:t xml:space="preserve">Scratch</w:t>
       </w:r>
     </w:p>
-    <w:bookmarkStart w:id="9" w:name="willkommen"/>
+    <w:bookmarkStart w:id="20" w:name="willkommen"/>
     <w:p>
       <w:pPr>
         <w:pStyle w:val="Heading2"/>
@@ -72,11 +72,11 @@
     </w:p>
     <w:p>
       <w:pPr>
-        <w:pStyle w:val="Compact"/>
         <w:numPr>
           <w:ilvl w:val="0"/>
           <w:numId w:val="1001"/>
         </w:numPr>
+        <w:pStyle w:val="Compact"/>
       </w:pPr>
       <w:r>
         <w:t xml:space="preserve">Probleme lösen</w:t>
@@ -84,11 +84,11 @@
     </w:p>
     <w:p>
       <w:pPr>
-        <w:pStyle w:val="Compact"/>
         <w:numPr>
           <w:ilvl w:val="0"/>
           <w:numId w:val="1001"/>
         </w:numPr>
+        <w:pStyle w:val="Compact"/>
       </w:pPr>
       <w:r>
         <w:t xml:space="preserve">Algorithmen entwickeln</w:t>
@@ -96,11 +96,11 @@
     </w:p>
     <w:p>
       <w:pPr>
-        <w:pStyle w:val="Compact"/>
         <w:numPr>
           <w:ilvl w:val="0"/>
           <w:numId w:val="1001"/>
         </w:numPr>
+        <w:pStyle w:val="Compact"/>
       </w:pPr>
       <w:r>
         <w:t xml:space="preserve">Programme erstellen</w:t>
@@ -121,8 +121,8 @@
         </w:pict>
       </w:r>
     </w:p>
-    <w:bookmarkEnd w:id="9"/>
-    <w:bookmarkStart w:id="10" w:name="inhalte"/>
+    <w:bookmarkEnd w:id="20"/>
+    <w:bookmarkStart w:id="21" w:name="inhalte"/>
     <w:p>
       <w:pPr>
         <w:pStyle w:val="Heading2"/>
@@ -136,6 +136,7 @@
         <w:tblStyle w:val="Table"/>
         <w:tblW w:type="auto" w:w="0"/>
         <w:tblLook w:firstRow="1" w:lastRow="0" w:firstColumn="0" w:lastColumn="0" w:noHBand="0" w:noVBand="0" w:val="0020"/>
+        <w:jc w:val="start"/>
       </w:tblPr>
       <w:tblGrid>
         <w:gridCol w:w="3960"/>
@@ -143,13 +144,14 @@
       </w:tblGrid>
       <w:tr>
         <w:trPr>
-          <w:tblHeader w:val="on"/>
+          <w:tblHeader w:val="true"/>
         </w:trPr>
         <w:tc>
           <w:tcPr/>
           <w:p>
             <w:pPr>
               <w:pStyle w:val="Compact"/>
+              <w:jc w:val="left"/>
             </w:pPr>
             <w:r>
               <w:t xml:space="preserve">Datei</w:t>
@@ -161,6 +163,7 @@
           <w:p>
             <w:pPr>
               <w:pStyle w:val="Compact"/>
+              <w:jc w:val="left"/>
             </w:pPr>
             <w:r>
               <w:t xml:space="preserve">Inhalt</w:t>
@@ -174,6 +177,7 @@
           <w:p>
             <w:pPr>
               <w:pStyle w:val="Compact"/>
+              <w:jc w:val="left"/>
             </w:pPr>
             <w:r>
               <w:t xml:space="preserve">01_Schnellstart.md</w:t>
@@ -185,6 +189,7 @@
           <w:p>
             <w:pPr>
               <w:pStyle w:val="Compact"/>
+              <w:jc w:val="left"/>
             </w:pPr>
             <w:r>
               <w:t xml:space="preserve">Erste Schritte mit Scratch</w:t>
@@ -198,6 +203,7 @@
           <w:p>
             <w:pPr>
               <w:pStyle w:val="Compact"/>
+              <w:jc w:val="left"/>
             </w:pPr>
             <w:r>
               <w:t xml:space="preserve">02_Die_Oberflaeche.md</w:t>
@@ -209,6 +215,7 @@
           <w:p>
             <w:pPr>
               <w:pStyle w:val="Compact"/>
+              <w:jc w:val="left"/>
             </w:pPr>
             <w:r>
               <w:t xml:space="preserve">Aufbau der Benutzeroberfläche</w:t>
@@ -222,6 +229,7 @@
           <w:p>
             <w:pPr>
               <w:pStyle w:val="Compact"/>
+              <w:jc w:val="left"/>
             </w:pPr>
             <w:r>
               <w:t xml:space="preserve">03_Bloecke.md</w:t>
@@ -233,6 +241,7 @@
           <w:p>
             <w:pPr>
               <w:pStyle w:val="Compact"/>
+              <w:jc w:val="left"/>
             </w:pPr>
             <w:r>
               <w:t xml:space="preserve">Überblick über die Blockkategorien</w:t>
@@ -246,6 +255,7 @@
           <w:p>
             <w:pPr>
               <w:pStyle w:val="Compact"/>
+              <w:jc w:val="left"/>
             </w:pPr>
             <w:r>
               <w:t xml:space="preserve">04_Figuren_und_Buehne.md</w:t>
@@ -257,6 +267,7 @@
           <w:p>
             <w:pPr>
               <w:pStyle w:val="Compact"/>
+              <w:jc w:val="left"/>
             </w:pPr>
             <w:r>
               <w:t xml:space="preserve">Figuren und Bühnenbilder</w:t>
@@ -270,6 +281,7 @@
           <w:p>
             <w:pPr>
               <w:pStyle w:val="Compact"/>
+              <w:jc w:val="left"/>
             </w:pPr>
             <w:r>
               <w:t xml:space="preserve">05_Projekte.md</w:t>
@@ -281,6 +293,7 @@
           <w:p>
             <w:pPr>
               <w:pStyle w:val="Compact"/>
+              <w:jc w:val="left"/>
             </w:pPr>
             <w:r>
               <w:t xml:space="preserve">Projekte speichern und verwalten</w:t>
@@ -294,6 +307,7 @@
           <w:p>
             <w:pPr>
               <w:pStyle w:val="Compact"/>
+              <w:jc w:val="left"/>
             </w:pPr>
             <w:r>
               <w:t xml:space="preserve">06_Debugging.md</w:t>
@@ -305,6 +319,7 @@
           <w:p>
             <w:pPr>
               <w:pStyle w:val="Compact"/>
+              <w:jc w:val="left"/>
             </w:pPr>
             <w:r>
               <w:t xml:space="preserve">Programme testen und Fehler finden</w:t>
@@ -318,6 +333,7 @@
           <w:p>
             <w:pPr>
               <w:pStyle w:val="Compact"/>
+              <w:jc w:val="left"/>
             </w:pPr>
             <w:r>
               <w:t xml:space="preserve">07_Haeufige_Fehler.md</w:t>
@@ -329,6 +345,7 @@
           <w:p>
             <w:pPr>
               <w:pStyle w:val="Compact"/>
+              <w:jc w:val="left"/>
             </w:pPr>
             <w:r>
               <w:t xml:space="preserve">Typische Anfängerfehler</w:t>
@@ -342,6 +359,7 @@
           <w:p>
             <w:pPr>
               <w:pStyle w:val="Compact"/>
+              <w:jc w:val="left"/>
             </w:pPr>
             <w:r>
               <w:t xml:space="preserve">08_Weiterlernen.md</w:t>
@@ -353,6 +371,7 @@
           <w:p>
             <w:pPr>
               <w:pStyle w:val="Compact"/>
+              <w:jc w:val="left"/>
             </w:pPr>
             <w:r>
               <w:t xml:space="preserve">Weitere Lernangebote</w:t>
@@ -366,6 +385,7 @@
           <w:p>
             <w:pPr>
               <w:pStyle w:val="Compact"/>
+              <w:jc w:val="left"/>
             </w:pPr>
             <w:r>
               <w:t xml:space="preserve">09_Quellen.md</w:t>
@@ -377,6 +397,7 @@
           <w:p>
             <w:pPr>
               <w:pStyle w:val="Compact"/>
+              <w:jc w:val="left"/>
             </w:pPr>
             <w:r>
               <w:t xml:space="preserve">Quellen und Lizenzhinweise</w:t>
@@ -392,8 +413,8 @@
         </w:pict>
       </w:r>
     </w:p>
-    <w:bookmarkEnd w:id="10"/>
-    <w:bookmarkStart w:id="11" w:name="lernziele"/>
+    <w:bookmarkEnd w:id="21"/>
+    <w:bookmarkStart w:id="22" w:name="lernziele"/>
     <w:p>
       <w:pPr>
         <w:pStyle w:val="Heading2"/>
@@ -412,11 +433,11 @@
     </w:p>
     <w:p>
       <w:pPr>
-        <w:pStyle w:val="Compact"/>
         <w:numPr>
           <w:ilvl w:val="0"/>
           <w:numId w:val="1002"/>
         </w:numPr>
+        <w:pStyle w:val="Compact"/>
       </w:pPr>
       <w:r>
         <w:t xml:space="preserve">die Scratch-Oberfläche bedienen,</w:t>
@@ -424,11 +445,11 @@
     </w:p>
     <w:p>
       <w:pPr>
-        <w:pStyle w:val="Compact"/>
         <w:numPr>
           <w:ilvl w:val="0"/>
           <w:numId w:val="1002"/>
         </w:numPr>
+        <w:pStyle w:val="Compact"/>
       </w:pPr>
       <w:r>
         <w:t xml:space="preserve">eigene Projekte erstellen,</w:t>
@@ -436,11 +457,11 @@
     </w:p>
     <w:p>
       <w:pPr>
-        <w:pStyle w:val="Compact"/>
         <w:numPr>
           <w:ilvl w:val="0"/>
           <w:numId w:val="1002"/>
         </w:numPr>
+        <w:pStyle w:val="Compact"/>
       </w:pPr>
       <w:r>
         <w:t xml:space="preserve">Programme speichern,</w:t>
@@ -448,11 +469,11 @@
     </w:p>
     <w:p>
       <w:pPr>
-        <w:pStyle w:val="Compact"/>
         <w:numPr>
           <w:ilvl w:val="0"/>
           <w:numId w:val="1002"/>
         </w:numPr>
+        <w:pStyle w:val="Compact"/>
       </w:pPr>
       <w:r>
         <w:t xml:space="preserve">Blöcke finden,</w:t>
@@ -460,11 +481,11 @@
     </w:p>
     <w:p>
       <w:pPr>
-        <w:pStyle w:val="Compact"/>
         <w:numPr>
           <w:ilvl w:val="0"/>
           <w:numId w:val="1002"/>
         </w:numPr>
+        <w:pStyle w:val="Compact"/>
       </w:pPr>
       <w:r>
         <w:t xml:space="preserve">Fehler systematisch suchen,</w:t>
@@ -472,19 +493,19 @@
     </w:p>
     <w:p>
       <w:pPr>
-        <w:pStyle w:val="Compact"/>
         <w:numPr>
           <w:ilvl w:val="0"/>
           <w:numId w:val="1002"/>
         </w:numPr>
+        <w:pStyle w:val="Compact"/>
       </w:pPr>
       <w:r>
         <w:t xml:space="preserve">selbstständig weiterlernen.</w:t>
       </w:r>
     </w:p>
-    <w:bookmarkEnd w:id="11"/>
-    <w:bookmarkEnd w:id="12"/>
-    <w:bookmarkStart w:id="18" w:name="schnellstart"/>
+    <w:bookmarkEnd w:id="22"/>
+    <w:bookmarkEnd w:id="23"/>
+    <w:bookmarkStart w:id="29" w:name="schnellstart"/>
     <w:p>
       <w:pPr>
         <w:pStyle w:val="Heading1"/>
@@ -493,7 +514,7 @@
         <w:t xml:space="preserve">Schnellstart</w:t>
       </w:r>
     </w:p>
-    <w:bookmarkStart w:id="13" w:name="scratch-öffnen"/>
+    <w:bookmarkStart w:id="24" w:name="scratch-öffnen"/>
     <w:p>
       <w:pPr>
         <w:pStyle w:val="Heading2"/>
@@ -533,8 +554,8 @@
         </w:pict>
       </w:r>
     </w:p>
-    <w:bookmarkEnd w:id="13"/>
-    <w:bookmarkStart w:id="14" w:name="neues-projekt"/>
+    <w:bookmarkEnd w:id="24"/>
+    <w:bookmarkStart w:id="25" w:name="neues-projekt"/>
     <w:p>
       <w:pPr>
         <w:pStyle w:val="Heading2"/>
@@ -561,11 +582,11 @@
     </w:p>
     <w:p>
       <w:pPr>
-        <w:pStyle w:val="Compact"/>
         <w:numPr>
           <w:ilvl w:val="0"/>
           <w:numId w:val="1003"/>
         </w:numPr>
+        <w:pStyle w:val="Compact"/>
       </w:pPr>
       <w:r>
         <w:t xml:space="preserve">eine Bühne</w:t>
@@ -573,11 +594,11 @@
     </w:p>
     <w:p>
       <w:pPr>
-        <w:pStyle w:val="Compact"/>
         <w:numPr>
           <w:ilvl w:val="0"/>
           <w:numId w:val="1003"/>
         </w:numPr>
+        <w:pStyle w:val="Compact"/>
       </w:pPr>
       <w:r>
         <w:t xml:space="preserve">eine Katze</w:t>
@@ -585,11 +606,11 @@
     </w:p>
     <w:p>
       <w:pPr>
-        <w:pStyle w:val="Compact"/>
         <w:numPr>
           <w:ilvl w:val="0"/>
           <w:numId w:val="1003"/>
         </w:numPr>
+        <w:pStyle w:val="Compact"/>
       </w:pPr>
       <w:r>
         <w:t xml:space="preserve">ein erstes Programm</w:t>
@@ -602,8 +623,8 @@
         </w:pict>
       </w:r>
     </w:p>
-    <w:bookmarkEnd w:id="14"/>
-    <w:bookmarkStart w:id="15" w:name="programm-starten"/>
+    <w:bookmarkEnd w:id="25"/>
+    <w:bookmarkStart w:id="26" w:name="programm-starten"/>
     <w:p>
       <w:pPr>
         <w:pStyle w:val="Heading2"/>
@@ -651,8 +672,8 @@
         </w:pict>
       </w:r>
     </w:p>
-    <w:bookmarkEnd w:id="15"/>
-    <w:bookmarkStart w:id="16" w:name="projekt-speichern"/>
+    <w:bookmarkEnd w:id="26"/>
+    <w:bookmarkStart w:id="27" w:name="projekt-speichern"/>
     <w:p>
       <w:pPr>
         <w:pStyle w:val="Heading2"/>
@@ -663,11 +684,11 @@
     </w:p>
     <w:p>
       <w:pPr>
-        <w:pStyle w:val="Compact"/>
         <w:numPr>
           <w:ilvl w:val="0"/>
           <w:numId w:val="1004"/>
         </w:numPr>
+        <w:pStyle w:val="Compact"/>
       </w:pPr>
       <w:r>
         <w:t xml:space="preserve">Datei öffnen</w:t>
@@ -675,11 +696,11 @@
     </w:p>
     <w:p>
       <w:pPr>
-        <w:pStyle w:val="Compact"/>
         <w:numPr>
           <w:ilvl w:val="0"/>
           <w:numId w:val="1004"/>
         </w:numPr>
+        <w:pStyle w:val="Compact"/>
       </w:pPr>
       <w:r>
         <w:t xml:space="preserve">Projekt auf deinem Computer speichern</w:t>
@@ -687,11 +708,11 @@
     </w:p>
     <w:p>
       <w:pPr>
-        <w:pStyle w:val="Compact"/>
         <w:numPr>
           <w:ilvl w:val="0"/>
           <w:numId w:val="1004"/>
         </w:numPr>
+        <w:pStyle w:val="Compact"/>
       </w:pPr>
       <w:r>
         <w:t xml:space="preserve">Speicherort auswählen</w:t>
@@ -699,11 +720,11 @@
     </w:p>
     <w:p>
       <w:pPr>
-        <w:pStyle w:val="Compact"/>
         <w:numPr>
           <w:ilvl w:val="0"/>
           <w:numId w:val="1004"/>
         </w:numPr>
+        <w:pStyle w:val="Compact"/>
       </w:pPr>
       <w:r>
         <w:t xml:space="preserve">Dateinamen vergeben</w:t>
@@ -735,8 +756,8 @@
         </w:pict>
       </w:r>
     </w:p>
-    <w:bookmarkEnd w:id="16"/>
-    <w:bookmarkStart w:id="17" w:name="merke"/>
+    <w:bookmarkEnd w:id="27"/>
+    <w:bookmarkStart w:id="28" w:name="merke"/>
     <w:p>
       <w:pPr>
         <w:pStyle w:val="Heading2"/>
@@ -761,9 +782,9 @@
         <w:t xml:space="preserve">So gehen keine Änderungen verloren.</w:t>
       </w:r>
     </w:p>
-    <w:bookmarkEnd w:id="17"/>
-    <w:bookmarkEnd w:id="18"/>
-    <w:bookmarkStart w:id="25" w:name="die-oberfläche"/>
+    <w:bookmarkEnd w:id="28"/>
+    <w:bookmarkEnd w:id="29"/>
+    <w:bookmarkStart w:id="36" w:name="die-oberfläche"/>
     <w:p>
       <w:pPr>
         <w:pStyle w:val="Heading1"/>
@@ -780,7 +801,7 @@
         <w:t xml:space="preserve">Scratch besteht aus mehreren Bereichen.</w:t>
       </w:r>
     </w:p>
-    <w:bookmarkStart w:id="19" w:name="blockpalette"/>
+    <w:bookmarkStart w:id="30" w:name="blockpalette"/>
     <w:p>
       <w:pPr>
         <w:pStyle w:val="Heading2"/>
@@ -815,11 +836,11 @@
     </w:p>
     <w:p>
       <w:pPr>
-        <w:pStyle w:val="Compact"/>
         <w:numPr>
           <w:ilvl w:val="0"/>
           <w:numId w:val="1005"/>
         </w:numPr>
+        <w:pStyle w:val="Compact"/>
       </w:pPr>
       <w:r>
         <w:t xml:space="preserve">Bewegung</w:t>
@@ -827,11 +848,11 @@
     </w:p>
     <w:p>
       <w:pPr>
-        <w:pStyle w:val="Compact"/>
         <w:numPr>
           <w:ilvl w:val="0"/>
           <w:numId w:val="1005"/>
         </w:numPr>
+        <w:pStyle w:val="Compact"/>
       </w:pPr>
       <w:r>
         <w:t xml:space="preserve">Aussehen</w:t>
@@ -839,11 +860,11 @@
     </w:p>
     <w:p>
       <w:pPr>
-        <w:pStyle w:val="Compact"/>
         <w:numPr>
           <w:ilvl w:val="0"/>
           <w:numId w:val="1005"/>
         </w:numPr>
+        <w:pStyle w:val="Compact"/>
       </w:pPr>
       <w:r>
         <w:t xml:space="preserve">Klang</w:t>
@@ -851,11 +872,11 @@
     </w:p>
     <w:p>
       <w:pPr>
-        <w:pStyle w:val="Compact"/>
         <w:numPr>
           <w:ilvl w:val="0"/>
           <w:numId w:val="1005"/>
         </w:numPr>
+        <w:pStyle w:val="Compact"/>
       </w:pPr>
       <w:r>
         <w:t xml:space="preserve">Ereignisse</w:t>
@@ -863,11 +884,11 @@
     </w:p>
     <w:p>
       <w:pPr>
-        <w:pStyle w:val="Compact"/>
         <w:numPr>
           <w:ilvl w:val="0"/>
           <w:numId w:val="1005"/>
         </w:numPr>
+        <w:pStyle w:val="Compact"/>
       </w:pPr>
       <w:r>
         <w:t xml:space="preserve">Steuerung</w:t>
@@ -875,11 +896,11 @@
     </w:p>
     <w:p>
       <w:pPr>
-        <w:pStyle w:val="Compact"/>
         <w:numPr>
           <w:ilvl w:val="0"/>
           <w:numId w:val="1005"/>
         </w:numPr>
+        <w:pStyle w:val="Compact"/>
       </w:pPr>
       <w:r>
         <w:t xml:space="preserve">Operatoren</w:t>
@@ -892,8 +913,8 @@
         </w:pict>
       </w:r>
     </w:p>
-    <w:bookmarkEnd w:id="19"/>
-    <w:bookmarkStart w:id="20" w:name="skriptbereich"/>
+    <w:bookmarkEnd w:id="30"/>
+    <w:bookmarkStart w:id="31" w:name="skriptbereich"/>
     <w:p>
       <w:pPr>
         <w:pStyle w:val="Heading2"/>
@@ -925,8 +946,8 @@
         </w:pict>
       </w:r>
     </w:p>
-    <w:bookmarkEnd w:id="20"/>
-    <w:bookmarkStart w:id="21" w:name="bühne"/>
+    <w:bookmarkEnd w:id="31"/>
+    <w:bookmarkStart w:id="32" w:name="bühne"/>
     <w:p>
       <w:pPr>
         <w:pStyle w:val="Heading2"/>
@@ -958,8 +979,8 @@
         </w:pict>
       </w:r>
     </w:p>
-    <w:bookmarkEnd w:id="21"/>
-    <w:bookmarkStart w:id="22" w:name="figurenliste"/>
+    <w:bookmarkEnd w:id="32"/>
+    <w:bookmarkStart w:id="33" w:name="figurenliste"/>
     <w:p>
       <w:pPr>
         <w:pStyle w:val="Heading2"/>
@@ -991,8 +1012,8 @@
         </w:pict>
       </w:r>
     </w:p>
-    <w:bookmarkEnd w:id="22"/>
-    <w:bookmarkStart w:id="23" w:name="eigenschaften"/>
+    <w:bookmarkEnd w:id="33"/>
+    <w:bookmarkStart w:id="34" w:name="eigenschaften"/>
     <w:p>
       <w:pPr>
         <w:pStyle w:val="Heading2"/>
@@ -1011,11 +1032,11 @@
     </w:p>
     <w:p>
       <w:pPr>
-        <w:pStyle w:val="Compact"/>
         <w:numPr>
           <w:ilvl w:val="0"/>
           <w:numId w:val="1006"/>
         </w:numPr>
+        <w:pStyle w:val="Compact"/>
       </w:pPr>
       <w:r>
         <w:t xml:space="preserve">Name</w:t>
@@ -1023,11 +1044,11 @@
     </w:p>
     <w:p>
       <w:pPr>
-        <w:pStyle w:val="Compact"/>
         <w:numPr>
           <w:ilvl w:val="0"/>
           <w:numId w:val="1006"/>
         </w:numPr>
+        <w:pStyle w:val="Compact"/>
       </w:pPr>
       <w:r>
         <w:t xml:space="preserve">Größe</w:t>
@@ -1035,11 +1056,11 @@
     </w:p>
     <w:p>
       <w:pPr>
-        <w:pStyle w:val="Compact"/>
         <w:numPr>
           <w:ilvl w:val="0"/>
           <w:numId w:val="1006"/>
         </w:numPr>
+        <w:pStyle w:val="Compact"/>
       </w:pPr>
       <w:r>
         <w:t xml:space="preserve">Richtung</w:t>
@@ -1047,11 +1068,11 @@
     </w:p>
     <w:p>
       <w:pPr>
-        <w:pStyle w:val="Compact"/>
         <w:numPr>
           <w:ilvl w:val="0"/>
           <w:numId w:val="1006"/>
         </w:numPr>
+        <w:pStyle w:val="Compact"/>
       </w:pPr>
       <w:r>
         <w:t xml:space="preserve">Position</w:t>
@@ -1064,8 +1085,8 @@
         </w:pict>
       </w:r>
     </w:p>
-    <w:bookmarkEnd w:id="23"/>
-    <w:bookmarkStart w:id="24" w:name="merke-1"/>
+    <w:bookmarkEnd w:id="34"/>
+    <w:bookmarkStart w:id="35" w:name="merke-1"/>
     <w:p>
       <w:pPr>
         <w:pStyle w:val="Heading2"/>
@@ -1082,9 +1103,9 @@
         <w:t xml:space="preserve">Programme werden immer für die ausgewählte Figur erstellt.</w:t>
       </w:r>
     </w:p>
-    <w:bookmarkEnd w:id="24"/>
-    <w:bookmarkEnd w:id="25"/>
-    <w:bookmarkStart w:id="35" w:name="blockkategorien"/>
+    <w:bookmarkEnd w:id="35"/>
+    <w:bookmarkEnd w:id="36"/>
+    <w:bookmarkStart w:id="46" w:name="blockkategorien"/>
     <w:p>
       <w:pPr>
         <w:pStyle w:val="Heading1"/>
@@ -1093,7 +1114,7 @@
         <w:t xml:space="preserve">Blockkategorien</w:t>
       </w:r>
     </w:p>
-    <w:bookmarkStart w:id="26" w:name="bewegung"/>
+    <w:bookmarkStart w:id="37" w:name="bewegung"/>
     <w:p>
       <w:pPr>
         <w:pStyle w:val="Heading2"/>
@@ -1120,11 +1141,11 @@
     </w:p>
     <w:p>
       <w:pPr>
-        <w:pStyle w:val="Compact"/>
         <w:numPr>
           <w:ilvl w:val="0"/>
           <w:numId w:val="1007"/>
         </w:numPr>
+        <w:pStyle w:val="Compact"/>
       </w:pPr>
       <w:r>
         <w:t xml:space="preserve">gehe 10er Schritt</w:t>
@@ -1132,11 +1153,11 @@
     </w:p>
     <w:p>
       <w:pPr>
-        <w:pStyle w:val="Compact"/>
         <w:numPr>
           <w:ilvl w:val="0"/>
           <w:numId w:val="1007"/>
         </w:numPr>
+        <w:pStyle w:val="Compact"/>
       </w:pPr>
       <w:r>
         <w:t xml:space="preserve">drehe dich</w:t>
@@ -1144,11 +1165,11 @@
     </w:p>
     <w:p>
       <w:pPr>
-        <w:pStyle w:val="Compact"/>
         <w:numPr>
           <w:ilvl w:val="0"/>
           <w:numId w:val="1007"/>
         </w:numPr>
+        <w:pStyle w:val="Compact"/>
       </w:pPr>
       <w:r>
         <w:t xml:space="preserve">gleite</w:t>
@@ -1161,8 +1182,8 @@
         </w:pict>
       </w:r>
     </w:p>
-    <w:bookmarkEnd w:id="26"/>
-    <w:bookmarkStart w:id="27" w:name="aussehen"/>
+    <w:bookmarkEnd w:id="37"/>
+    <w:bookmarkStart w:id="38" w:name="aussehen"/>
     <w:p>
       <w:pPr>
         <w:pStyle w:val="Heading2"/>
@@ -1189,11 +1210,11 @@
     </w:p>
     <w:p>
       <w:pPr>
-        <w:pStyle w:val="Compact"/>
         <w:numPr>
           <w:ilvl w:val="0"/>
           <w:numId w:val="1008"/>
         </w:numPr>
+        <w:pStyle w:val="Compact"/>
       </w:pPr>
       <w:r>
         <w:t xml:space="preserve">sage</w:t>
@@ -1201,11 +1222,11 @@
     </w:p>
     <w:p>
       <w:pPr>
-        <w:pStyle w:val="Compact"/>
         <w:numPr>
           <w:ilvl w:val="0"/>
           <w:numId w:val="1008"/>
         </w:numPr>
+        <w:pStyle w:val="Compact"/>
       </w:pPr>
       <w:r>
         <w:t xml:space="preserve">denke</w:t>
@@ -1213,11 +1234,11 @@
     </w:p>
     <w:p>
       <w:pPr>
-        <w:pStyle w:val="Compact"/>
         <w:numPr>
           <w:ilvl w:val="0"/>
           <w:numId w:val="1008"/>
         </w:numPr>
+        <w:pStyle w:val="Compact"/>
       </w:pPr>
       <w:r>
         <w:t xml:space="preserve">Kostüm wechseln</w:t>
@@ -1230,8 +1251,8 @@
         </w:pict>
       </w:r>
     </w:p>
-    <w:bookmarkEnd w:id="27"/>
-    <w:bookmarkStart w:id="28" w:name="klang"/>
+    <w:bookmarkEnd w:id="38"/>
+    <w:bookmarkStart w:id="39" w:name="klang"/>
     <w:p>
       <w:pPr>
         <w:pStyle w:val="Heading2"/>
@@ -1255,8 +1276,8 @@
         </w:pict>
       </w:r>
     </w:p>
-    <w:bookmarkEnd w:id="28"/>
-    <w:bookmarkStart w:id="29" w:name="ereignisse"/>
+    <w:bookmarkEnd w:id="39"/>
+    <w:bookmarkStart w:id="40" w:name="ereignisse"/>
     <w:p>
       <w:pPr>
         <w:pStyle w:val="Heading2"/>
@@ -1283,11 +1304,11 @@
     </w:p>
     <w:p>
       <w:pPr>
-        <w:pStyle w:val="Compact"/>
         <w:numPr>
           <w:ilvl w:val="0"/>
           <w:numId w:val="1009"/>
         </w:numPr>
+        <w:pStyle w:val="Compact"/>
       </w:pPr>
       <w:r>
         <w:t xml:space="preserve">grüne Flagge</w:t>
@@ -1295,11 +1316,11 @@
     </w:p>
     <w:p>
       <w:pPr>
-        <w:pStyle w:val="Compact"/>
         <w:numPr>
           <w:ilvl w:val="0"/>
           <w:numId w:val="1009"/>
         </w:numPr>
+        <w:pStyle w:val="Compact"/>
       </w:pPr>
       <w:r>
         <w:t xml:space="preserve">Taste gedrückt</w:t>
@@ -1307,11 +1328,11 @@
     </w:p>
     <w:p>
       <w:pPr>
-        <w:pStyle w:val="Compact"/>
         <w:numPr>
           <w:ilvl w:val="0"/>
           <w:numId w:val="1009"/>
         </w:numPr>
+        <w:pStyle w:val="Compact"/>
       </w:pPr>
       <w:r>
         <w:t xml:space="preserve">Figur angeklickt</w:t>
@@ -1324,8 +1345,8 @@
         </w:pict>
       </w:r>
     </w:p>
-    <w:bookmarkEnd w:id="29"/>
-    <w:bookmarkStart w:id="30" w:name="steuerung"/>
+    <w:bookmarkEnd w:id="40"/>
+    <w:bookmarkStart w:id="41" w:name="steuerung"/>
     <w:p>
       <w:pPr>
         <w:pStyle w:val="Heading2"/>
@@ -1352,11 +1373,11 @@
     </w:p>
     <w:p>
       <w:pPr>
-        <w:pStyle w:val="Compact"/>
         <w:numPr>
           <w:ilvl w:val="0"/>
           <w:numId w:val="1010"/>
         </w:numPr>
+        <w:pStyle w:val="Compact"/>
       </w:pPr>
       <w:r>
         <w:t xml:space="preserve">warte</w:t>
@@ -1364,11 +1385,11 @@
     </w:p>
     <w:p>
       <w:pPr>
-        <w:pStyle w:val="Compact"/>
         <w:numPr>
           <w:ilvl w:val="0"/>
           <w:numId w:val="1010"/>
         </w:numPr>
+        <w:pStyle w:val="Compact"/>
       </w:pPr>
       <w:r>
         <w:t xml:space="preserve">wiederhole</w:t>
@@ -1376,11 +1397,11 @@
     </w:p>
     <w:p>
       <w:pPr>
-        <w:pStyle w:val="Compact"/>
         <w:numPr>
           <w:ilvl w:val="0"/>
           <w:numId w:val="1010"/>
         </w:numPr>
+        <w:pStyle w:val="Compact"/>
       </w:pPr>
       <w:r>
         <w:t xml:space="preserve">falls</w:t>
@@ -1388,11 +1409,11 @@
     </w:p>
     <w:p>
       <w:pPr>
-        <w:pStyle w:val="Compact"/>
         <w:numPr>
           <w:ilvl w:val="0"/>
           <w:numId w:val="1010"/>
         </w:numPr>
+        <w:pStyle w:val="Compact"/>
       </w:pPr>
       <w:r>
         <w:t xml:space="preserve">stoppe</w:t>
@@ -1405,8 +1426,8 @@
         </w:pict>
       </w:r>
     </w:p>
-    <w:bookmarkEnd w:id="30"/>
-    <w:bookmarkStart w:id="31" w:name="fühlen"/>
+    <w:bookmarkEnd w:id="41"/>
+    <w:bookmarkStart w:id="42" w:name="fühlen"/>
     <w:p>
       <w:pPr>
         <w:pStyle w:val="Heading2"/>
@@ -1433,11 +1454,11 @@
     </w:p>
     <w:p>
       <w:pPr>
-        <w:pStyle w:val="Compact"/>
         <w:numPr>
           <w:ilvl w:val="0"/>
           <w:numId w:val="1011"/>
         </w:numPr>
+        <w:pStyle w:val="Compact"/>
       </w:pPr>
       <w:r>
         <w:t xml:space="preserve">Maus berührt?</w:t>
@@ -1445,11 +1466,11 @@
     </w:p>
     <w:p>
       <w:pPr>
-        <w:pStyle w:val="Compact"/>
         <w:numPr>
           <w:ilvl w:val="0"/>
           <w:numId w:val="1011"/>
         </w:numPr>
+        <w:pStyle w:val="Compact"/>
       </w:pPr>
       <w:r>
         <w:t xml:space="preserve">Taste gedrückt?</w:t>
@@ -1457,11 +1478,11 @@
     </w:p>
     <w:p>
       <w:pPr>
-        <w:pStyle w:val="Compact"/>
         <w:numPr>
           <w:ilvl w:val="0"/>
           <w:numId w:val="1011"/>
         </w:numPr>
+        <w:pStyle w:val="Compact"/>
       </w:pPr>
       <w:r>
         <w:t xml:space="preserve">Farbe berührt?</w:t>
@@ -1474,8 +1495,8 @@
         </w:pict>
       </w:r>
     </w:p>
-    <w:bookmarkEnd w:id="31"/>
-    <w:bookmarkStart w:id="32" w:name="operatoren"/>
+    <w:bookmarkEnd w:id="42"/>
+    <w:bookmarkStart w:id="43" w:name="operatoren"/>
     <w:p>
       <w:pPr>
         <w:pStyle w:val="Heading2"/>
@@ -1502,29 +1523,29 @@
     </w:p>
     <w:p>
       <w:pPr>
-        <w:pStyle w:val="Compact"/>
         <w:numPr>
           <w:ilvl w:val="0"/>
           <w:numId w:val="1012"/>
         </w:numPr>
-      </w:pPr>
-    </w:p>
-    <w:p>
-      <w:pPr>
-        <w:pStyle w:val="Compact"/>
+        <w:pStyle w:val="Compact"/>
+      </w:pPr>
+    </w:p>
+    <w:p>
+      <w:pPr>
         <w:numPr>
           <w:ilvl w:val="0"/>
           <w:numId w:val="1012"/>
         </w:numPr>
-      </w:pPr>
-    </w:p>
-    <w:p>
-      <w:pPr>
-        <w:pStyle w:val="Compact"/>
+        <w:pStyle w:val="Compact"/>
+      </w:pPr>
+    </w:p>
+    <w:p>
+      <w:pPr>
         <w:numPr>
           <w:ilvl w:val="0"/>
           <w:numId w:val="1012"/>
         </w:numPr>
+        <w:pStyle w:val="Compact"/>
       </w:pPr>
       <w:r>
         <w:t xml:space="preserve">=</w:t>
@@ -1532,11 +1553,11 @@
     </w:p>
     <w:p>
       <w:pPr>
-        <w:pStyle w:val="Compact"/>
         <w:numPr>
           <w:ilvl w:val="0"/>
           <w:numId w:val="1012"/>
         </w:numPr>
+        <w:pStyle w:val="Compact"/>
       </w:pPr>
       <w:r>
         <w:t xml:space="preserve">und</w:t>
@@ -1544,11 +1565,11 @@
     </w:p>
     <w:p>
       <w:pPr>
-        <w:pStyle w:val="Compact"/>
         <w:numPr>
           <w:ilvl w:val="0"/>
           <w:numId w:val="1012"/>
         </w:numPr>
+        <w:pStyle w:val="Compact"/>
       </w:pPr>
       <w:r>
         <w:t xml:space="preserve">oder</w:t>
@@ -1561,8 +1582,8 @@
         </w:pict>
       </w:r>
     </w:p>
-    <w:bookmarkEnd w:id="32"/>
-    <w:bookmarkStart w:id="33" w:name="variablen"/>
+    <w:bookmarkEnd w:id="43"/>
+    <w:bookmarkStart w:id="44" w:name="variablen"/>
     <w:p>
       <w:pPr>
         <w:pStyle w:val="Heading2"/>
@@ -1589,11 +1610,11 @@
     </w:p>
     <w:p>
       <w:pPr>
-        <w:pStyle w:val="Compact"/>
         <w:numPr>
           <w:ilvl w:val="0"/>
           <w:numId w:val="1015"/>
         </w:numPr>
+        <w:pStyle w:val="Compact"/>
       </w:pPr>
       <w:r>
         <w:t xml:space="preserve">Punkte</w:t>
@@ -1601,11 +1622,11 @@
     </w:p>
     <w:p>
       <w:pPr>
-        <w:pStyle w:val="Compact"/>
         <w:numPr>
           <w:ilvl w:val="0"/>
           <w:numId w:val="1015"/>
         </w:numPr>
+        <w:pStyle w:val="Compact"/>
       </w:pPr>
       <w:r>
         <w:t xml:space="preserve">Leben</w:t>
@@ -1613,11 +1634,11 @@
     </w:p>
     <w:p>
       <w:pPr>
-        <w:pStyle w:val="Compact"/>
         <w:numPr>
           <w:ilvl w:val="0"/>
           <w:numId w:val="1015"/>
         </w:numPr>
+        <w:pStyle w:val="Compact"/>
       </w:pPr>
       <w:r>
         <w:t xml:space="preserve">Zeit</w:t>
@@ -1630,8 +1651,8 @@
         </w:pict>
       </w:r>
     </w:p>
-    <w:bookmarkEnd w:id="33"/>
-    <w:bookmarkStart w:id="34" w:name="eigene-blöcke"/>
+    <w:bookmarkEnd w:id="44"/>
+    <w:bookmarkStart w:id="45" w:name="eigene-blöcke"/>
     <w:p>
       <w:pPr>
         <w:pStyle w:val="Heading2"/>
@@ -1656,9 +1677,9 @@
         <w:t xml:space="preserve">Dadurch werden Programme übersichtlicher.</w:t>
       </w:r>
     </w:p>
-    <w:bookmarkEnd w:id="34"/>
-    <w:bookmarkEnd w:id="35"/>
-    <w:bookmarkStart w:id="42" w:name="figuren-und-bühne"/>
+    <w:bookmarkEnd w:id="45"/>
+    <w:bookmarkEnd w:id="46"/>
+    <w:bookmarkStart w:id="53" w:name="figuren-und-bühne"/>
     <w:p>
       <w:pPr>
         <w:pStyle w:val="Heading1"/>
@@ -1667,7 +1688,7 @@
         <w:t xml:space="preserve">Figuren und Bühne</w:t>
       </w:r>
     </w:p>
-    <w:bookmarkStart w:id="36" w:name="figuren-hinzufügen"/>
+    <w:bookmarkStart w:id="47" w:name="figuren-hinzufügen"/>
     <w:p>
       <w:pPr>
         <w:pStyle w:val="Heading2"/>
@@ -1686,11 +1707,11 @@
     </w:p>
     <w:p>
       <w:pPr>
-        <w:pStyle w:val="Compact"/>
         <w:numPr>
           <w:ilvl w:val="0"/>
           <w:numId w:val="1016"/>
         </w:numPr>
+        <w:pStyle w:val="Compact"/>
       </w:pPr>
       <w:r>
         <w:t xml:space="preserve">ausgewählt,</w:t>
@@ -1698,11 +1719,11 @@
     </w:p>
     <w:p>
       <w:pPr>
-        <w:pStyle w:val="Compact"/>
         <w:numPr>
           <w:ilvl w:val="0"/>
           <w:numId w:val="1016"/>
         </w:numPr>
+        <w:pStyle w:val="Compact"/>
       </w:pPr>
       <w:r>
         <w:t xml:space="preserve">gezeichnet oder</w:t>
@@ -1710,11 +1731,11 @@
     </w:p>
     <w:p>
       <w:pPr>
-        <w:pStyle w:val="Compact"/>
         <w:numPr>
           <w:ilvl w:val="0"/>
           <w:numId w:val="1016"/>
         </w:numPr>
+        <w:pStyle w:val="Compact"/>
       </w:pPr>
       <w:r>
         <w:t xml:space="preserve">hochgeladen werden.</w:t>
@@ -1727,8 +1748,8 @@
         </w:pict>
       </w:r>
     </w:p>
-    <w:bookmarkEnd w:id="36"/>
-    <w:bookmarkStart w:id="37" w:name="figuren-löschen"/>
+    <w:bookmarkEnd w:id="47"/>
+    <w:bookmarkStart w:id="48" w:name="figuren-löschen"/>
     <w:p>
       <w:pPr>
         <w:pStyle w:val="Heading2"/>
@@ -1752,8 +1773,8 @@
         </w:pict>
       </w:r>
     </w:p>
-    <w:bookmarkEnd w:id="37"/>
-    <w:bookmarkStart w:id="38" w:name="figuren-umbenennen"/>
+    <w:bookmarkEnd w:id="48"/>
+    <w:bookmarkStart w:id="49" w:name="figuren-umbenennen"/>
     <w:p>
       <w:pPr>
         <w:pStyle w:val="Heading2"/>
@@ -1780,11 +1801,11 @@
     </w:p>
     <w:p>
       <w:pPr>
-        <w:pStyle w:val="Compact"/>
         <w:numPr>
           <w:ilvl w:val="0"/>
           <w:numId w:val="1017"/>
         </w:numPr>
+        <w:pStyle w:val="Compact"/>
       </w:pPr>
       <w:r>
         <w:t xml:space="preserve">Sprite1</w:t>
@@ -1792,11 +1813,11 @@
     </w:p>
     <w:p>
       <w:pPr>
-        <w:pStyle w:val="Compact"/>
         <w:numPr>
           <w:ilvl w:val="0"/>
           <w:numId w:val="1017"/>
         </w:numPr>
+        <w:pStyle w:val="Compact"/>
       </w:pPr>
       <w:r>
         <w:t xml:space="preserve">Sprite2</w:t>
@@ -1812,11 +1833,11 @@
     </w:p>
     <w:p>
       <w:pPr>
-        <w:pStyle w:val="Compact"/>
         <w:numPr>
           <w:ilvl w:val="0"/>
           <w:numId w:val="1018"/>
         </w:numPr>
+        <w:pStyle w:val="Compact"/>
       </w:pPr>
       <w:r>
         <w:t xml:space="preserve">Ball</w:t>
@@ -1824,11 +1845,11 @@
     </w:p>
     <w:p>
       <w:pPr>
-        <w:pStyle w:val="Compact"/>
         <w:numPr>
           <w:ilvl w:val="0"/>
           <w:numId w:val="1018"/>
         </w:numPr>
+        <w:pStyle w:val="Compact"/>
       </w:pPr>
       <w:r>
         <w:t xml:space="preserve">Spieler</w:t>
@@ -1836,11 +1857,11 @@
     </w:p>
     <w:p>
       <w:pPr>
-        <w:pStyle w:val="Compact"/>
         <w:numPr>
           <w:ilvl w:val="0"/>
           <w:numId w:val="1018"/>
         </w:numPr>
+        <w:pStyle w:val="Compact"/>
       </w:pPr>
       <w:r>
         <w:t xml:space="preserve">Gegner</w:t>
@@ -1853,8 +1874,8 @@
         </w:pict>
       </w:r>
     </w:p>
-    <w:bookmarkEnd w:id="38"/>
-    <w:bookmarkStart w:id="39" w:name="größe-verändern"/>
+    <w:bookmarkEnd w:id="49"/>
+    <w:bookmarkStart w:id="50" w:name="größe-verändern"/>
     <w:p>
       <w:pPr>
         <w:pStyle w:val="Heading2"/>
@@ -1886,8 +1907,8 @@
         </w:pict>
       </w:r>
     </w:p>
-    <w:bookmarkEnd w:id="39"/>
-    <w:bookmarkStart w:id="40" w:name="bühnenbild"/>
+    <w:bookmarkEnd w:id="50"/>
+    <w:bookmarkStart w:id="51" w:name="bühnenbild"/>
     <w:p>
       <w:pPr>
         <w:pStyle w:val="Heading2"/>
@@ -1914,11 +1935,11 @@
     </w:p>
     <w:p>
       <w:pPr>
-        <w:pStyle w:val="Compact"/>
         <w:numPr>
           <w:ilvl w:val="0"/>
           <w:numId w:val="1019"/>
         </w:numPr>
+        <w:pStyle w:val="Compact"/>
       </w:pPr>
       <w:r>
         <w:t xml:space="preserve">ausgewählt</w:t>
@@ -1926,11 +1947,11 @@
     </w:p>
     <w:p>
       <w:pPr>
-        <w:pStyle w:val="Compact"/>
         <w:numPr>
           <w:ilvl w:val="0"/>
           <w:numId w:val="1019"/>
         </w:numPr>
+        <w:pStyle w:val="Compact"/>
       </w:pPr>
       <w:r>
         <w:t xml:space="preserve">gezeichnet</w:t>
@@ -1938,11 +1959,11 @@
     </w:p>
     <w:p>
       <w:pPr>
-        <w:pStyle w:val="Compact"/>
         <w:numPr>
           <w:ilvl w:val="0"/>
           <w:numId w:val="1019"/>
         </w:numPr>
+        <w:pStyle w:val="Compact"/>
       </w:pPr>
       <w:r>
         <w:t xml:space="preserve">importiert</w:t>
@@ -1963,8 +1984,8 @@
         </w:pict>
       </w:r>
     </w:p>
-    <w:bookmarkEnd w:id="40"/>
-    <w:bookmarkStart w:id="41" w:name="merke-2"/>
+    <w:bookmarkEnd w:id="51"/>
+    <w:bookmarkStart w:id="52" w:name="merke-2"/>
     <w:p>
       <w:pPr>
         <w:pStyle w:val="Heading2"/>
@@ -1981,9 +2002,9 @@
         <w:t xml:space="preserve">Auch die Bühne kann Programme besitzen.</w:t>
       </w:r>
     </w:p>
-    <w:bookmarkEnd w:id="41"/>
-    <w:bookmarkEnd w:id="42"/>
-    <w:bookmarkStart w:id="49" w:name="projekte"/>
+    <w:bookmarkEnd w:id="52"/>
+    <w:bookmarkEnd w:id="53"/>
+    <w:bookmarkStart w:id="60" w:name="projekte"/>
     <w:p>
       <w:pPr>
         <w:pStyle w:val="Heading1"/>
@@ -1992,7 +2013,7 @@
         <w:t xml:space="preserve">Projekte</w:t>
       </w:r>
     </w:p>
-    <w:bookmarkStart w:id="43" w:name="speichern"/>
+    <w:bookmarkStart w:id="54" w:name="speichern"/>
     <w:p>
       <w:pPr>
         <w:pStyle w:val="Heading2"/>
@@ -2016,8 +2037,8 @@
         </w:pict>
       </w:r>
     </w:p>
-    <w:bookmarkEnd w:id="43"/>
-    <w:bookmarkStart w:id="44" w:name="öffnen"/>
+    <w:bookmarkEnd w:id="54"/>
+    <w:bookmarkStart w:id="55" w:name="öffnen"/>
     <w:p>
       <w:pPr>
         <w:pStyle w:val="Heading2"/>
@@ -2041,8 +2062,8 @@
         </w:pict>
       </w:r>
     </w:p>
-    <w:bookmarkEnd w:id="44"/>
-    <w:bookmarkStart w:id="45" w:name="exportieren"/>
+    <w:bookmarkEnd w:id="55"/>
+    <w:bookmarkStart w:id="56" w:name="exportieren"/>
     <w:p>
       <w:pPr>
         <w:pStyle w:val="Heading2"/>
@@ -2085,8 +2106,8 @@
         </w:pict>
       </w:r>
     </w:p>
-    <w:bookmarkEnd w:id="45"/>
-    <w:bookmarkStart w:id="46" w:name="teilen"/>
+    <w:bookmarkEnd w:id="56"/>
+    <w:bookmarkStart w:id="57" w:name="teilen"/>
     <w:p>
       <w:pPr>
         <w:pStyle w:val="Heading2"/>
@@ -2118,8 +2139,8 @@
         </w:pict>
       </w:r>
     </w:p>
-    <w:bookmarkEnd w:id="46"/>
-    <w:bookmarkStart w:id="47" w:name="remix"/>
+    <w:bookmarkEnd w:id="57"/>
+    <w:bookmarkStart w:id="58" w:name="remix"/>
     <w:p>
       <w:pPr>
         <w:pStyle w:val="Heading2"/>
@@ -2151,8 +2172,8 @@
         </w:pict>
       </w:r>
     </w:p>
-    <w:bookmarkEnd w:id="47"/>
-    <w:bookmarkStart w:id="48" w:name="merke-3"/>
+    <w:bookmarkEnd w:id="58"/>
+    <w:bookmarkStart w:id="59" w:name="merke-3"/>
     <w:p>
       <w:pPr>
         <w:pStyle w:val="Heading2"/>
@@ -2169,9 +2190,9 @@
         <w:t xml:space="preserve">Gemeinsam entwickeln ist ein wichtiger Bestandteil der Informatik.</w:t>
       </w:r>
     </w:p>
-    <w:bookmarkEnd w:id="48"/>
-    <w:bookmarkEnd w:id="49"/>
-    <w:bookmarkStart w:id="55" w:name="debugging"/>
+    <w:bookmarkEnd w:id="59"/>
+    <w:bookmarkEnd w:id="60"/>
+    <w:bookmarkStart w:id="66" w:name="debugging"/>
     <w:p>
       <w:pPr>
         <w:pStyle w:val="Heading1"/>
@@ -2203,7 +2224,7 @@
         </w:pict>
       </w:r>
     </w:p>
-    <w:bookmarkStart w:id="50" w:name="schrittweise-testen"/>
+    <w:bookmarkStart w:id="61" w:name="schrittweise-testen"/>
     <w:p>
       <w:pPr>
         <w:pStyle w:val="Heading2"/>
@@ -2235,8 +2256,8 @@
         </w:pict>
       </w:r>
     </w:p>
-    <w:bookmarkEnd w:id="50"/>
-    <w:bookmarkStart w:id="51" w:name="programme-beobachten"/>
+    <w:bookmarkEnd w:id="61"/>
+    <w:bookmarkStart w:id="62" w:name="programme-beobachten"/>
     <w:p>
       <w:pPr>
         <w:pStyle w:val="Heading2"/>
@@ -2255,11 +2276,11 @@
     </w:p>
     <w:p>
       <w:pPr>
-        <w:pStyle w:val="Compact"/>
         <w:numPr>
           <w:ilvl w:val="0"/>
           <w:numId w:val="1020"/>
         </w:numPr>
+        <w:pStyle w:val="Compact"/>
       </w:pPr>
       <w:r>
         <w:t xml:space="preserve">welche Figur sich bewegt,</w:t>
@@ -2267,11 +2288,11 @@
     </w:p>
     <w:p>
       <w:pPr>
-        <w:pStyle w:val="Compact"/>
         <w:numPr>
           <w:ilvl w:val="0"/>
           <w:numId w:val="1020"/>
         </w:numPr>
+        <w:pStyle w:val="Compact"/>
       </w:pPr>
       <w:r>
         <w:t xml:space="preserve">wann ein Programm startet,</w:t>
@@ -2279,11 +2300,11 @@
     </w:p>
     <w:p>
       <w:pPr>
-        <w:pStyle w:val="Compact"/>
         <w:numPr>
           <w:ilvl w:val="0"/>
           <w:numId w:val="1020"/>
         </w:numPr>
+        <w:pStyle w:val="Compact"/>
       </w:pPr>
       <w:r>
         <w:t xml:space="preserve">welche Werte verändert werden.</w:t>
@@ -2296,8 +2317,8 @@
         </w:pict>
       </w:r>
     </w:p>
-    <w:bookmarkEnd w:id="51"/>
-    <w:bookmarkStart w:id="52" w:name="fehler-eingrenzen"/>
+    <w:bookmarkEnd w:id="62"/>
+    <w:bookmarkStart w:id="63" w:name="fehler-eingrenzen"/>
     <w:p>
       <w:pPr>
         <w:pStyle w:val="Heading2"/>
@@ -2316,11 +2337,11 @@
     </w:p>
     <w:p>
       <w:pPr>
-        <w:pStyle w:val="Compact"/>
         <w:numPr>
           <w:ilvl w:val="0"/>
           <w:numId w:val="1021"/>
         </w:numPr>
+        <w:pStyle w:val="Compact"/>
       </w:pPr>
       <w:r>
         <w:t xml:space="preserve">den Startblock,</w:t>
@@ -2328,11 +2349,11 @@
     </w:p>
     <w:p>
       <w:pPr>
-        <w:pStyle w:val="Compact"/>
         <w:numPr>
           <w:ilvl w:val="0"/>
           <w:numId w:val="1021"/>
         </w:numPr>
+        <w:pStyle w:val="Compact"/>
       </w:pPr>
       <w:r>
         <w:t xml:space="preserve">die Reihenfolge,</w:t>
@@ -2340,11 +2361,11 @@
     </w:p>
     <w:p>
       <w:pPr>
-        <w:pStyle w:val="Compact"/>
         <w:numPr>
           <w:ilvl w:val="0"/>
           <w:numId w:val="1021"/>
         </w:numPr>
+        <w:pStyle w:val="Compact"/>
       </w:pPr>
       <w:r>
         <w:t xml:space="preserve">Bedingungen,</w:t>
@@ -2352,11 +2373,11 @@
     </w:p>
     <w:p>
       <w:pPr>
-        <w:pStyle w:val="Compact"/>
         <w:numPr>
           <w:ilvl w:val="0"/>
           <w:numId w:val="1021"/>
         </w:numPr>
+        <w:pStyle w:val="Compact"/>
       </w:pPr>
       <w:r>
         <w:t xml:space="preserve">Wiederholungen.</w:t>
@@ -2369,8 +2390,8 @@
         </w:pict>
       </w:r>
     </w:p>
-    <w:bookmarkEnd w:id="52"/>
-    <w:bookmarkStart w:id="53" w:name="nicht-raten"/>
+    <w:bookmarkEnd w:id="63"/>
+    <w:bookmarkStart w:id="64" w:name="nicht-raten"/>
     <w:p>
       <w:pPr>
         <w:pStyle w:val="Heading2"/>
@@ -2402,8 +2423,8 @@
         </w:pict>
       </w:r>
     </w:p>
-    <w:bookmarkEnd w:id="53"/>
-    <w:bookmarkStart w:id="54" w:name="merke-4"/>
+    <w:bookmarkEnd w:id="64"/>
+    <w:bookmarkStart w:id="65" w:name="merke-4"/>
     <w:p>
       <w:pPr>
         <w:pStyle w:val="Heading2"/>
@@ -2428,9 +2449,9 @@
         <w:t xml:space="preserve">Sie finden sie systematisch.</w:t>
       </w:r>
     </w:p>
-    <w:bookmarkEnd w:id="54"/>
-    <w:bookmarkEnd w:id="55"/>
-    <w:bookmarkStart w:id="63" w:name="häufige-fehler"/>
+    <w:bookmarkEnd w:id="65"/>
+    <w:bookmarkEnd w:id="66"/>
+    <w:bookmarkStart w:id="74" w:name="häufige-fehler"/>
     <w:p>
       <w:pPr>
         <w:pStyle w:val="Heading1"/>
@@ -2439,7 +2460,7 @@
         <w:t xml:space="preserve">Häufige Fehler</w:t>
       </w:r>
     </w:p>
-    <w:bookmarkStart w:id="56" w:name="das-programm-startet-nicht"/>
+    <w:bookmarkStart w:id="67" w:name="das-programm-startet-nicht"/>
     <w:p>
       <w:pPr>
         <w:pStyle w:val="Heading2"/>
@@ -2463,8 +2484,8 @@
         </w:pict>
       </w:r>
     </w:p>
-    <w:bookmarkEnd w:id="56"/>
-    <w:bookmarkStart w:id="57" w:name="die-falsche-figur-bewegt-sich"/>
+    <w:bookmarkEnd w:id="67"/>
+    <w:bookmarkStart w:id="68" w:name="die-falsche-figur-bewegt-sich"/>
     <w:p>
       <w:pPr>
         <w:pStyle w:val="Heading2"/>
@@ -2488,8 +2509,8 @@
         </w:pict>
       </w:r>
     </w:p>
-    <w:bookmarkEnd w:id="57"/>
-    <w:bookmarkStart w:id="58" w:name="blöcke-sind-nicht-verbunden"/>
+    <w:bookmarkEnd w:id="68"/>
+    <w:bookmarkStart w:id="69" w:name="blöcke-sind-nicht-verbunden"/>
     <w:p>
       <w:pPr>
         <w:pStyle w:val="Heading2"/>
@@ -2513,8 +2534,8 @@
         </w:pict>
       </w:r>
     </w:p>
-    <w:bookmarkEnd w:id="58"/>
-    <w:bookmarkStart w:id="59" w:name="figur-verschwindet"/>
+    <w:bookmarkEnd w:id="69"/>
+    <w:bookmarkStart w:id="70" w:name="figur-verschwindet"/>
     <w:p>
       <w:pPr>
         <w:pStyle w:val="Heading2"/>
@@ -2538,8 +2559,8 @@
         </w:pict>
       </w:r>
     </w:p>
-    <w:bookmarkEnd w:id="59"/>
-    <w:bookmarkStart w:id="60" w:name="endlosschleife"/>
+    <w:bookmarkEnd w:id="70"/>
+    <w:bookmarkStart w:id="71" w:name="endlosschleife"/>
     <w:p>
       <w:pPr>
         <w:pStyle w:val="Heading2"/>
@@ -2563,8 +2584,8 @@
         </w:pict>
       </w:r>
     </w:p>
-    <w:bookmarkEnd w:id="60"/>
-    <w:bookmarkStart w:id="61" w:name="projekt-nicht-gespeichert"/>
+    <w:bookmarkEnd w:id="71"/>
+    <w:bookmarkStart w:id="72" w:name="projekt-nicht-gespeichert"/>
     <w:p>
       <w:pPr>
         <w:pStyle w:val="Heading2"/>
@@ -2588,8 +2609,8 @@
         </w:pict>
       </w:r>
     </w:p>
-    <w:bookmarkEnd w:id="61"/>
-    <w:bookmarkStart w:id="62" w:name="merke-5"/>
+    <w:bookmarkEnd w:id="72"/>
+    <w:bookmarkStart w:id="73" w:name="merke-5"/>
     <w:p>
       <w:pPr>
         <w:pStyle w:val="Heading2"/>
@@ -2606,9 +2627,9 @@
         <w:t xml:space="preserve">Fast jeder Programmierfehler lässt sich durch systematisches Testen finden.</w:t>
       </w:r>
     </w:p>
-    <w:bookmarkEnd w:id="62"/>
-    <w:bookmarkEnd w:id="63"/>
-    <w:bookmarkStart w:id="71" w:name="weiterlernen"/>
+    <w:bookmarkEnd w:id="73"/>
+    <w:bookmarkEnd w:id="74"/>
+    <w:bookmarkStart w:id="82" w:name="weiterlernen"/>
     <w:p>
       <w:pPr>
         <w:pStyle w:val="Heading1"/>
@@ -2617,7 +2638,7 @@
         <w:t xml:space="preserve">Weiterlernen</w:t>
       </w:r>
     </w:p>
-    <w:bookmarkStart w:id="64" w:name="offizielle-scratch-website"/>
+    <w:bookmarkStart w:id="75" w:name="offizielle-scratch-website"/>
     <w:p>
       <w:pPr>
         <w:pStyle w:val="Heading2"/>
@@ -2628,11 +2649,11 @@
     </w:p>
     <w:p>
       <w:pPr>
-        <w:pStyle w:val="Compact"/>
         <w:numPr>
           <w:ilvl w:val="0"/>
           <w:numId w:val="1022"/>
         </w:numPr>
+        <w:pStyle w:val="Compact"/>
       </w:pPr>
       <w:r>
         <w:t xml:space="preserve">Scratch online nutzen</w:t>
@@ -2640,11 +2661,11 @@
     </w:p>
     <w:p>
       <w:pPr>
-        <w:pStyle w:val="Compact"/>
         <w:numPr>
           <w:ilvl w:val="0"/>
           <w:numId w:val="1022"/>
         </w:numPr>
+        <w:pStyle w:val="Compact"/>
       </w:pPr>
       <w:r>
         <w:t xml:space="preserve">Projekte veröffentlichen</w:t>
@@ -2652,11 +2673,11 @@
     </w:p>
     <w:p>
       <w:pPr>
-        <w:pStyle w:val="Compact"/>
         <w:numPr>
           <w:ilvl w:val="0"/>
           <w:numId w:val="1022"/>
         </w:numPr>
+        <w:pStyle w:val="Compact"/>
       </w:pPr>
       <w:r>
         <w:t xml:space="preserve">Community entdecken</w:t>
@@ -2669,8 +2690,8 @@
         </w:pict>
       </w:r>
     </w:p>
-    <w:bookmarkEnd w:id="64"/>
-    <w:bookmarkStart w:id="65" w:name="scratch-tutorials"/>
+    <w:bookmarkEnd w:id="75"/>
+    <w:bookmarkStart w:id="76" w:name="scratch-tutorials"/>
     <w:p>
       <w:pPr>
         <w:pStyle w:val="Heading2"/>
@@ -2694,8 +2715,8 @@
         </w:pict>
       </w:r>
     </w:p>
-    <w:bookmarkEnd w:id="65"/>
-    <w:bookmarkStart w:id="66" w:name="scratch-wiki"/>
+    <w:bookmarkEnd w:id="76"/>
+    <w:bookmarkStart w:id="77" w:name="scratch-wiki"/>
     <w:p>
       <w:pPr>
         <w:pStyle w:val="Heading2"/>
@@ -2719,8 +2740,8 @@
         </w:pict>
       </w:r>
     </w:p>
-    <w:bookmarkEnd w:id="66"/>
-    <w:bookmarkStart w:id="67" w:name="creative-computing"/>
+    <w:bookmarkEnd w:id="77"/>
+    <w:bookmarkStart w:id="78" w:name="creative-computing"/>
     <w:p>
       <w:pPr>
         <w:pStyle w:val="Heading2"/>
@@ -2744,8 +2765,8 @@
         </w:pict>
       </w:r>
     </w:p>
-    <w:bookmarkEnd w:id="67"/>
-    <w:bookmarkStart w:id="68" w:name="cs-unplugged"/>
+    <w:bookmarkEnd w:id="78"/>
+    <w:bookmarkStart w:id="79" w:name="cs-unplugged"/>
     <w:p>
       <w:pPr>
         <w:pStyle w:val="Heading2"/>
@@ -2777,8 +2798,8 @@
         </w:pict>
       </w:r>
     </w:p>
-    <w:bookmarkEnd w:id="68"/>
-    <w:bookmarkStart w:id="69" w:name="open-roberta-lab"/>
+    <w:bookmarkEnd w:id="79"/>
+    <w:bookmarkStart w:id="80" w:name="open-roberta-lab"/>
     <w:p>
       <w:pPr>
         <w:pStyle w:val="Heading2"/>
@@ -2802,8 +2823,8 @@
         </w:pict>
       </w:r>
     </w:p>
-    <w:bookmarkEnd w:id="69"/>
-    <w:bookmarkStart w:id="70" w:name="tipp"/>
+    <w:bookmarkEnd w:id="80"/>
+    <w:bookmarkStart w:id="81" w:name="tipp"/>
     <w:p>
       <w:pPr>
         <w:pStyle w:val="Heading2"/>
@@ -2828,9 +2849,9 @@
         <w:t xml:space="preserve">Je mehr Programme du entwickelst, desto sicherer wirst du im Programmieren.</w:t>
       </w:r>
     </w:p>
-    <w:bookmarkEnd w:id="70"/>
-    <w:bookmarkEnd w:id="71"/>
-    <w:bookmarkStart w:id="78" w:name="quellen"/>
+    <w:bookmarkEnd w:id="81"/>
+    <w:bookmarkEnd w:id="82"/>
+    <w:bookmarkStart w:id="89" w:name="quellen"/>
     <w:p>
       <w:pPr>
         <w:pStyle w:val="Heading1"/>
@@ -2839,7 +2860,7 @@
         <w:t xml:space="preserve">Quellen</w:t>
       </w:r>
     </w:p>
-    <w:bookmarkStart w:id="72" w:name="scratch-1"/>
+    <w:bookmarkStart w:id="83" w:name="scratch-1"/>
     <w:p>
       <w:pPr>
         <w:pStyle w:val="Heading2"/>
@@ -2871,8 +2892,8 @@
         </w:pict>
       </w:r>
     </w:p>
-    <w:bookmarkEnd w:id="72"/>
-    <w:bookmarkStart w:id="73" w:name="scratch-wiki-1"/>
+    <w:bookmarkEnd w:id="83"/>
+    <w:bookmarkStart w:id="84" w:name="scratch-wiki-1"/>
     <w:p>
       <w:pPr>
         <w:pStyle w:val="Heading2"/>
@@ -2896,8 +2917,8 @@
         </w:pict>
       </w:r>
     </w:p>
-    <w:bookmarkEnd w:id="73"/>
-    <w:bookmarkStart w:id="74" w:name="creative-computing-1"/>
+    <w:bookmarkEnd w:id="84"/>
+    <w:bookmarkStart w:id="85" w:name="creative-computing-1"/>
     <w:p>
       <w:pPr>
         <w:pStyle w:val="Heading2"/>
@@ -2929,8 +2950,8 @@
         </w:pict>
       </w:r>
     </w:p>
-    <w:bookmarkEnd w:id="74"/>
-    <w:bookmarkStart w:id="75" w:name="cs-unplugged-1"/>
+    <w:bookmarkEnd w:id="85"/>
+    <w:bookmarkStart w:id="86" w:name="cs-unplugged-1"/>
     <w:p>
       <w:pPr>
         <w:pStyle w:val="Heading2"/>
@@ -2954,8 +2975,8 @@
         </w:pict>
       </w:r>
     </w:p>
-    <w:bookmarkEnd w:id="75"/>
-    <w:bookmarkStart w:id="76" w:name="open-roberta-lab-1"/>
+    <w:bookmarkEnd w:id="86"/>
+    <w:bookmarkStart w:id="87" w:name="open-roberta-lab-1"/>
     <w:p>
       <w:pPr>
         <w:pStyle w:val="Heading2"/>
@@ -2979,8 +3000,8 @@
         </w:pict>
       </w:r>
     </w:p>
-    <w:bookmarkEnd w:id="76"/>
-    <w:bookmarkStart w:id="77" w:name="lizenzhinweis"/>
+    <w:bookmarkEnd w:id="87"/>
+    <w:bookmarkStart w:id="88" w:name="lizenzhinweis"/>
     <w:p>
       <w:pPr>
         <w:pStyle w:val="Heading2"/>
@@ -3005,13 +3026,9 @@
         <w:t xml:space="preserve">Dieses Lehrwerk steht unabhängig von der Scratch Foundation und verwendet Scratch ausschließlich als Lernwerkzeug im Rahmen des Informatikunterrichts.</w:t>
       </w:r>
     </w:p>
-    <w:bookmarkEnd w:id="77"/>
-    <w:bookmarkEnd w:id="78"/>
-    <w:sectPr>
-      <w:footnotePr>
-        <w:numRestart w:val="eachSect"/>
-      </w:footnotePr>
-    </w:sectPr>
+    <w:bookmarkEnd w:id="88"/>
+    <w:bookmarkEnd w:id="89"/>
+    <w:sectPr/>
   </w:body>
 </w:document>
 </file>
@@ -3042,14 +3059,14 @@
 <file path=word/numbering.xml><?xml version="1.0" encoding="utf-8"?>
 <w:numbering xmlns:w="http://schemas.openxmlformats.org/wordprocessingml/2006/main">
   <w:abstractNum w:abstractNumId="990">
-    <w:nsid w:val="0000A990"/>
+    <w:nsid w:val="A990"/>
     <w:multiLevelType w:val="multilevel"/>
     <w:lvl w:ilvl="0">
       <w:numFmt w:val="bullet"/>
       <w:lvlText w:val=" "/>
       <w:lvlJc w:val="left"/>
       <w:pPr>
-        <w:ind w:left="720" w:hanging="360"/>
+        <w:ind w:left="720" w:hanging="480"/>
       </w:pPr>
     </w:lvl>
     <w:lvl w:ilvl="1">
@@ -3057,7 +3074,7 @@
       <w:lvlText w:val=" "/>
       <w:lvlJc w:val="left"/>
       <w:pPr>
-        <w:ind w:left="1440" w:hanging="360"/>
+        <w:ind w:left="1440" w:hanging="480"/>
       </w:pPr>
     </w:lvl>
     <w:lvl w:ilvl="2">
@@ -3065,7 +3082,7 @@
       <w:lvlText w:val=" "/>
       <w:lvlJc w:val="left"/>
       <w:pPr>
-        <w:ind w:left="2160" w:hanging="360"/>
+        <w:ind w:left="2160" w:hanging="480"/>
       </w:pPr>
     </w:lvl>
     <w:lvl w:ilvl="3">
@@ -3073,7 +3090,7 @@
       <w:lvlText w:val=" "/>
       <w:lvlJc w:val="left"/>
       <w:pPr>
-        <w:ind w:left="2880" w:hanging="360"/>
+        <w:ind w:left="2880" w:hanging="480"/>
       </w:pPr>
     </w:lvl>
     <w:lvl w:ilvl="4">
@@ -3081,7 +3098,7 @@
       <w:lvlText w:val=" "/>
       <w:lvlJc w:val="left"/>
       <w:pPr>
-        <w:ind w:left="3600" w:hanging="360"/>
+        <w:ind w:left="3600" w:hanging="480"/>
       </w:pPr>
     </w:lvl>
     <w:lvl w:ilvl="5">
@@ -3089,7 +3106,7 @@
       <w:lvlText w:val=" "/>
       <w:lvlJc w:val="left"/>
       <w:pPr>
-        <w:ind w:left="4320" w:hanging="360"/>
+        <w:ind w:left="4320" w:hanging="480"/>
       </w:pPr>
     </w:lvl>
     <w:lvl w:ilvl="6">
@@ -3097,7 +3114,7 @@
       <w:lvlText w:val=" "/>
       <w:lvlJc w:val="left"/>
       <w:pPr>
-        <w:ind w:left="5040" w:hanging="360"/>
+        <w:ind w:left="5040" w:hanging="480"/>
       </w:pPr>
     </w:lvl>
     <w:lvl w:ilvl="7">
@@ -3105,7 +3122,7 @@
       <w:lvlText w:val=" "/>
       <w:lvlJc w:val="left"/>
       <w:pPr>
-        <w:ind w:left="5760" w:hanging="360"/>
+        <w:ind w:left="5760" w:hanging="480"/>
       </w:pPr>
     </w:lvl>
     <w:lvl w:ilvl="8">
@@ -3113,115 +3130,88 @@
       <w:lvlText w:val=" "/>
       <w:lvlJc w:val="left"/>
       <w:pPr>
-        <w:ind w:left="6480" w:hanging="360"/>
+        <w:ind w:left="6480" w:hanging="480"/>
       </w:pPr>
     </w:lvl>
   </w:abstractNum>
   <w:abstractNum w:abstractNumId="991">
-    <w:nsid w:val="0000A991"/>
+    <w:nsid w:val="A991"/>
     <w:multiLevelType w:val="multilevel"/>
     <w:lvl w:ilvl="0">
       <w:numFmt w:val="bullet"/>
-      <w:lvlText w:val=""/>
+      <w:lvlText w:val="•"/>
       <w:lvlJc w:val="left"/>
       <w:pPr>
-        <w:ind w:left="720" w:hanging="360"/>
-      </w:pPr>
-      <w:rPr>
-        <w:rFonts w:ascii="Symbol" w:hAnsi="Symbol" w:cs="Symbol" w:hint="default"/>
-      </w:rPr>
+        <w:ind w:left="720" w:hanging="480"/>
+      </w:pPr>
     </w:lvl>
     <w:lvl w:ilvl="1">
       <w:numFmt w:val="bullet"/>
-      <w:lvlText w:val="o"/>
+      <w:lvlText w:val="–"/>
       <w:lvlJc w:val="left"/>
       <w:pPr>
-        <w:ind w:left="1440" w:hanging="360"/>
-      </w:pPr>
-      <w:rPr>
-        <w:rFonts w:ascii="Courier New" w:hAnsi="Courier New" w:cs="Courier New" w:hint="default"/>
-      </w:rPr>
+        <w:ind w:left="1440" w:hanging="480"/>
+      </w:pPr>
     </w:lvl>
     <w:lvl w:ilvl="2">
       <w:numFmt w:val="bullet"/>
-      <w:lvlText w:val=""/>
+      <w:lvlText w:val="•"/>
       <w:lvlJc w:val="left"/>
       <w:pPr>
-        <w:ind w:left="2160" w:hanging="360"/>
-      </w:pPr>
-      <w:rPr>
-        <w:rFonts w:ascii="Wingdings" w:hAnsi="Wingdings" w:cs="Wingdings" w:hint="default"/>
-      </w:rPr>
+        <w:ind w:left="2160" w:hanging="480"/>
+      </w:pPr>
     </w:lvl>
     <w:lvl w:ilvl="3">
       <w:numFmt w:val="bullet"/>
-      <w:lvlText w:val=""/>
+      <w:lvlText w:val="–"/>
       <w:lvlJc w:val="left"/>
       <w:pPr>
-        <w:ind w:left="2880" w:hanging="360"/>
-      </w:pPr>
-      <w:rPr>
-        <w:rFonts w:ascii="Symbol" w:hAnsi="Symbol" w:cs="Symbol" w:hint="default"/>
-      </w:rPr>
+        <w:ind w:left="2880" w:hanging="480"/>
+      </w:pPr>
     </w:lvl>
     <w:lvl w:ilvl="4">
       <w:numFmt w:val="bullet"/>
-      <w:lvlText w:val="o"/>
+      <w:lvlText w:val="•"/>
       <w:lvlJc w:val="left"/>
       <w:pPr>
-        <w:ind w:left="3600" w:hanging="360"/>
-      </w:pPr>
-      <w:rPr>
-        <w:rFonts w:ascii="Courier New" w:hAnsi="Courier New" w:cs="Courier New" w:hint="default"/>
-      </w:rPr>
+        <w:ind w:left="3600" w:hanging="480"/>
+      </w:pPr>
     </w:lvl>
     <w:lvl w:ilvl="5">
       <w:numFmt w:val="bullet"/>
-      <w:lvlText w:val=""/>
+      <w:lvlText w:val="–"/>
       <w:lvlJc w:val="left"/>
       <w:pPr>
-        <w:ind w:left="4320" w:hanging="360"/>
-      </w:pPr>
-      <w:rPr>
-        <w:rFonts w:ascii="Wingdings" w:hAnsi="Wingdings" w:cs="Wingdings" w:hint="default"/>
-      </w:rPr>
+        <w:ind w:left="4320" w:hanging="480"/>
+      </w:pPr>
     </w:lvl>
     <w:lvl w:ilvl="6">
       <w:numFmt w:val="bullet"/>
-      <w:lvlText w:val=""/>
+      <w:lvlText w:val="•"/>
       <w:lvlJc w:val="left"/>
       <w:pPr>
-        <w:ind w:left="5040" w:hanging="360"/>
-      </w:pPr>
-      <w:rPr>
-        <w:rFonts w:ascii="Symbol" w:hAnsi="Symbol" w:cs="Symbol" w:hint="default"/>
-      </w:rPr>
+        <w:ind w:left="5040" w:hanging="480"/>
+      </w:pPr>
     </w:lvl>
     <w:lvl w:ilvl="7">
       <w:numFmt w:val="bullet"/>
-      <w:lvlText w:val="o"/>
+      <w:lvlText w:val="–"/>
       <w:lvlJc w:val="left"/>
       <w:pPr>
-        <w:ind w:left="5760" w:hanging="360"/>
-      </w:pPr>
-      <w:rPr>
-        <w:rFonts w:ascii="Courier New" w:hAnsi="Courier New" w:cs="Courier New" w:hint="default"/>
-      </w:rPr>
+        <w:ind w:left="5760" w:hanging="480"/>
+      </w:pPr>
     </w:lvl>
     <w:lvl w:ilvl="8">
       <w:numFmt w:val="bullet"/>
-      <w:lvlText w:val=""/>
+      <w:lvlText w:val="•"/>
       <w:lvlJc w:val="left"/>
       <w:pPr>
-        <w:ind w:left="6480" w:hanging="360"/>
-      </w:pPr>
-      <w:rPr>
-        <w:rFonts w:ascii="Wingdings" w:hAnsi="Wingdings" w:cs="Wingdings" w:hint="default"/>
-      </w:rPr>
+        <w:ind w:left="6480" w:hanging="480"/>
+      </w:pPr>
     </w:lvl>
   </w:abstractNum>
   <w:abstractNum w:abstractNumId="99411">
-    <w:nsid w:val="00A99411"/>
+    <w:nsid w:val="A99411"/>
     <w:multiLevelType w:val="multilevel"/>
     <w:lvl w:ilvl="0">
       <w:start w:val="1"/>
@@ -3229,7 +3219,7 @@
       <w:lvlText w:val="%1."/>
       <w:lvlJc w:val="left"/>
       <w:pPr>
-        <w:ind w:left="720" w:hanging="360"/>
+        <w:ind w:left="720" w:hanging="480"/>
       </w:pPr>
     </w:lvl>
     <w:lvl w:ilvl="1">
@@ -3238,7 +3228,7 @@
       <w:lvlText w:val="%2."/>
       <w:lvlJc w:val="left"/>
       <w:pPr>
-        <w:ind w:left="1440" w:hanging="360"/>
+        <w:ind w:left="1440" w:hanging="480"/>
       </w:pPr>
     </w:lvl>
     <w:lvl w:ilvl="2">
@@ -3247,7 +3237,7 @@
       <w:lvlText w:val="%3."/>
       <w:lvlJc w:val="left"/>
       <w:pPr>
-        <w:ind w:left="2160" w:hanging="360"/>
+        <w:ind w:left="2160" w:hanging="480"/>
       </w:pPr>
     </w:lvl>
     <w:lvl w:ilvl="3">
@@ -3256,7 +3246,7 @@
       <w:lvlText w:val="%4."/>
       <w:lvlJc w:val="left"/>
       <w:pPr>
-        <w:ind w:left="2880" w:hanging="360"/>
+        <w:ind w:left="2880" w:hanging="480"/>
       </w:pPr>
     </w:lvl>
     <w:lvl w:ilvl="4">
@@ -3265,7 +3255,7 @@
       <w:lvlText w:val="%5."/>
       <w:lvlJc w:val="left"/>
       <w:pPr>
-        <w:ind w:left="3600" w:hanging="360"/>
+        <w:ind w:left="3600" w:hanging="480"/>
       </w:pPr>
     </w:lvl>
     <w:lvl w:ilvl="5">
@@ -3274,7 +3264,7 @@
       <w:lvlText w:val="%6."/>
       <w:lvlJc w:val="left"/>
       <w:pPr>
-        <w:ind w:left="4320" w:hanging="360"/>
+        <w:ind w:left="4320" w:hanging="480"/>
       </w:pPr>
     </w:lvl>
     <w:lvl w:ilvl="6">
@@ -3283,7 +3273,7 @@
       <w:lvlText w:val="%7."/>
       <w:lvlJc w:val="left"/>
       <w:pPr>
-        <w:ind w:left="5040" w:hanging="360"/>
+        <w:ind w:left="5040" w:hanging="480"/>
       </w:pPr>
     </w:lvl>
     <w:lvl w:ilvl="7">
@@ -3292,7 +3282,7 @@
       <w:lvlText w:val="%8."/>
       <w:lvlJc w:val="left"/>
       <w:pPr>
-        <w:ind w:left="5760" w:hanging="360"/>
+        <w:ind w:left="5760" w:hanging="480"/>
       </w:pPr>
     </w:lvl>
     <w:lvl w:ilvl="8">
@@ -3301,7 +3291,7 @@
       <w:lvlText w:val="%9."/>
       <w:lvlJc w:val="left"/>
       <w:pPr>
-        <w:ind w:left="6480" w:hanging="360"/>
+        <w:ind w:left="6480" w:hanging="480"/>
       </w:pPr>
     </w:lvl>
   </w:abstractNum>
@@ -3409,10 +3399,10 @@
   <w:docDefaults>
     <w:rPrDefault>
       <w:rPr>
-        <w:rFonts w:asciiTheme="minorHAnsi" w:cstheme="minorBidi" w:eastAsiaTheme="minorEastAsia" w:hAnsiTheme="minorHAnsi"/>
+        <w:rFonts w:asciiTheme="minorHAnsi" w:cstheme="minorBidi" w:eastAsiaTheme="minorHAnsi" w:hAnsiTheme="minorHAnsi"/>
         <w:sz w:val="24"/>
         <w:szCs w:val="24"/>
-        <w:lang w:bidi="ar-SA" w:eastAsia="zh-CN" w:val="de-DE"/>
+        <w:lang w:bidi="ar-SA" w:eastAsia="en-US" w:val="de-DE"/>
       </w:rPr>
     </w:rPrDefault>
     <w:pPrDefault>
@@ -3430,10 +3420,10 @@
     <w:name w:val="Body Text"/>
     <w:basedOn w:val="Normal"/>
     <w:link w:val="BodyTextChar"/>
-    <w:qFormat/>
     <w:pPr>
       <w:spacing w:after="180" w:before="180"/>
     </w:pPr>
+    <w:qFormat/>
   </w:style>
   <w:style w:customStyle="1" w:styleId="FirstParagraph" w:type="paragraph">
     <w:name w:val="First Paragraph"/>
@@ -3453,94 +3443,57 @@
     <w:name w:val="Title"/>
     <w:basedOn w:val="Normal"/>
     <w:next w:val="BodyText"/>
-    <w:link w:val="TitleChar"/>
-    <w:uiPriority w:val="10"/>
     <w:qFormat/>
-    <w:rsid w:val="00A10FD9"/>
     <w:pPr>
-      <w:spacing w:after="80" w:line="240" w:lineRule="auto"/>
-      <w:contextualSpacing/>
+      <w:keepNext/>
+      <w:keepLines/>
+      <w:spacing w:after="240" w:before="480"/>
       <w:jc w:val="center"/>
     </w:pPr>
     <w:rPr>
       <w:rFonts w:asciiTheme="majorHAnsi" w:cstheme="majorBidi" w:eastAsiaTheme="majorEastAsia" w:hAnsiTheme="majorHAnsi"/>
-      <w:sz w:val="56"/>
-      <w:szCs w:val="56"/>
-    </w:rPr>
-  </w:style>
-  <w:style w:customStyle="1" w:styleId="TitleChar" w:type="character">
-    <w:name w:val="Title Char"/>
-    <w:basedOn w:val="DefaultParagraphFont"/>
-    <w:link w:val="Title"/>
-    <w:uiPriority w:val="10"/>
-    <w:rsid w:val="00A10FD9"/>
-    <w:rPr>
-      <w:rFonts w:asciiTheme="majorHAnsi" w:cstheme="majorBidi" w:eastAsiaTheme="majorEastAsia" w:hAnsiTheme="majorHAnsi"/>
-      <w:sz w:val="56"/>
-      <w:szCs w:val="56"/>
+      <w:b/>
+      <w:bCs/>
+      <w:color w:themeColor="accent1" w:themeShade="B5" w:val="345A8A"/>
+      <w:sz w:val="36"/>
+      <w:szCs w:val="36"/>
     </w:rPr>
   </w:style>
   <w:style w:styleId="Subtitle" w:type="paragraph">
     <w:name w:val="Subtitle"/>
-    <w:basedOn w:val="Title"/>
-    <w:next w:val="BodyText"/>
-    <w:link w:val="SubtitleChar"/>
-    <w:uiPriority w:val="11"/>
-    <w:qFormat/>
-    <w:rsid w:val="00A10FD9"/>
-    <w:pPr>
-      <w:numPr>
-        <w:ilvl w:val="1"/>
-      </w:numPr>
-    </w:pPr>
-    <w:rPr>
-      <w:rFonts w:cstheme="majorBidi" w:eastAsiaTheme="majorEastAsia"/>
-      <w:spacing w:val="15"/>
-      <w:sz w:val="28"/>
-      <w:szCs w:val="28"/>
-    </w:rPr>
-  </w:style>
-  <w:style w:customStyle="1" w:styleId="SubtitleChar" w:type="character">
-    <w:name w:val="Subtitle Char"/>
-    <w:basedOn w:val="DefaultParagraphFont"/>
-    <w:link w:val="Subtitle"/>
-    <w:uiPriority w:val="11"/>
-    <w:rsid w:val="00A10FD9"/>
-    <w:rPr>
-      <w:rFonts w:cstheme="majorBidi" w:eastAsiaTheme="majorEastAsia"/>
-      <w:color w:themeColor="text1" w:themeTint="A6" w:val="595959"/>
-      <w:spacing w:val="15"/>
-      <w:sz w:val="28"/>
-      <w:szCs w:val="28"/>
-    </w:rPr>
-  </w:style>
-  <w:style w:customStyle="1" w:styleId="Author" w:type="paragraph">
-    <w:name w:val="Author"/>
     <w:basedOn w:val="Title"/>
     <w:next w:val="BodyText"/>
     <w:qFormat/>
     <w:pPr>
       <w:keepNext/>
       <w:keepLines/>
+      <w:spacing w:after="240" w:before="240"/>
+      <w:jc w:val="center"/>
     </w:pPr>
     <w:rPr>
-      <w:sz w:val="24"/>
-      <w:szCs w:val="24"/>
-    </w:rPr>
-  </w:style>
-  <w:style w:styleId="Date" w:type="paragraph">
-    <w:name w:val="Date"/>
-    <w:basedOn w:val="Title"/>
+      <w:sz w:val="30"/>
+      <w:szCs w:val="30"/>
+    </w:rPr>
+  </w:style>
+  <w:style w:customStyle="1" w:styleId="Author" w:type="paragraph">
+    <w:name w:val="Author"/>
     <w:next w:val="BodyText"/>
     <w:qFormat/>
     <w:pPr>
       <w:keepNext/>
       <w:keepLines/>
+      <w:jc w:val="center"/>
     </w:pPr>
-    <w:rPr>
-      <w:sz w:val="24"/>
-      <w:szCs w:val="24"/>
-    </w:rPr>
+  </w:style>
+  <w:style w:styleId="Date" w:type="paragraph">
+    <w:name w:val="Date"/>
+    <w:next w:val="BodyText"/>
+    <w:qFormat/>
+    <w:pPr>
+      <w:keepNext/>
+      <w:keepLines/>
+      <w:jc w:val="center"/>
+    </w:pPr>
   </w:style>
   <w:style w:customStyle="1" w:styleId="AbstractTitle" w:type="paragraph">
     <w:name w:val="Abstract Title"/>
@@ -3550,13 +3503,15 @@
     <w:pPr>
       <w:keepNext/>
       <w:keepLines/>
+      <w:jc w:val="center"/>
       <w:spacing w:after="0" w:before="300"/>
-      <w:jc w:val="center"/>
     </w:pPr>
     <w:rPr>
-      <w:b/>
       <w:sz w:val="20"/>
       <w:szCs w:val="20"/>
+      <w:b/>
+      <w:color w:val="345A8A"/>
+      &gt;
     </w:rPr>
   </w:style>
   <w:style w:customStyle="1" w:styleId="Abstract" w:type="paragraph">
@@ -3583,321 +3538,191 @@
     <w:rPr/>
   </w:style>
   <w:style w:styleId="Heading1" w:type="paragraph">
-    <w:name w:val="heading 1"/>
+    <w:name w:val="Heading 1"/>
     <w:basedOn w:val="Normal"/>
     <w:next w:val="BodyText"/>
-    <w:link w:val="Heading1Char"/>
     <w:uiPriority w:val="9"/>
     <w:qFormat/>
-    <w:rsid w:val="00A10FD9"/>
     <w:pPr>
       <w:keepNext/>
       <w:keepLines/>
-      <w:spacing w:after="80" w:before="360"/>
+      <w:spacing w:after="0" w:before="480"/>
       <w:outlineLvl w:val="0"/>
     </w:pPr>
     <w:rPr>
       <w:rFonts w:asciiTheme="majorHAnsi" w:cstheme="majorBidi" w:eastAsiaTheme="majorEastAsia" w:hAnsiTheme="majorHAnsi"/>
-      <w:color w:themeColor="accent1" w:themeShade="BF" w:val="0F4761"/>
-      <w:sz w:val="40"/>
-      <w:szCs w:val="40"/>
+      <w:b/>
+      <w:bCs/>
+      <w:color w:themeColor="accent1" w:val="4F81BD"/>
+      <w:sz w:val="32"/>
+      <w:szCs w:val="32"/>
     </w:rPr>
   </w:style>
   <w:style w:styleId="Heading2" w:type="paragraph">
-    <w:name w:val="heading 2"/>
+    <w:name w:val="Heading 2"/>
     <w:basedOn w:val="Normal"/>
     <w:next w:val="BodyText"/>
-    <w:link w:val="Heading2Char"/>
     <w:uiPriority w:val="9"/>
-    <w:semiHidden/>
     <w:unhideWhenUsed/>
     <w:qFormat/>
-    <w:rsid w:val="00A10FD9"/>
     <w:pPr>
       <w:keepNext/>
       <w:keepLines/>
-      <w:spacing w:after="80" w:before="160"/>
+      <w:spacing w:after="0" w:before="200"/>
       <w:outlineLvl w:val="1"/>
     </w:pPr>
     <w:rPr>
       <w:rFonts w:asciiTheme="majorHAnsi" w:cstheme="majorBidi" w:eastAsiaTheme="majorEastAsia" w:hAnsiTheme="majorHAnsi"/>
-      <w:color w:themeColor="accent1" w:themeShade="BF" w:val="0F4761"/>
-      <w:sz w:val="32"/>
-      <w:szCs w:val="32"/>
+      <w:b/>
+      <w:bCs/>
+      <w:color w:themeColor="accent1" w:val="4F81BD"/>
+      <w:sz w:val="28"/>
+      <w:szCs w:val="28"/>
     </w:rPr>
   </w:style>
   <w:style w:styleId="Heading3" w:type="paragraph">
-    <w:name w:val="heading 3"/>
+    <w:name w:val="Heading 3"/>
     <w:basedOn w:val="Normal"/>
     <w:next w:val="BodyText"/>
-    <w:link w:val="Heading3Char"/>
     <w:uiPriority w:val="9"/>
-    <w:semiHidden/>
     <w:unhideWhenUsed/>
     <w:qFormat/>
-    <w:rsid w:val="00A10FD9"/>
     <w:pPr>
       <w:keepNext/>
       <w:keepLines/>
-      <w:spacing w:after="80" w:before="160"/>
+      <w:spacing w:after="0" w:before="200"/>
       <w:outlineLvl w:val="2"/>
     </w:pPr>
     <w:rPr>
-      <w:rFonts w:cstheme="majorBidi" w:eastAsiaTheme="majorEastAsia"/>
-      <w:color w:themeColor="accent1" w:themeShade="BF" w:val="0F4761"/>
-      <w:sz w:val="28"/>
-      <w:szCs w:val="28"/>
+      <w:rFonts w:asciiTheme="majorHAnsi" w:cstheme="majorBidi" w:eastAsiaTheme="majorEastAsia" w:hAnsiTheme="majorHAnsi"/>
+      <w:b/>
+      <w:bCs/>
+      <w:color w:themeColor="accent1" w:val="4F81BD"/>
+      <w:sz w:val="24"/>
+      <w:szCs w:val="24"/>
     </w:rPr>
   </w:style>
   <w:style w:styleId="Heading4" w:type="paragraph">
-    <w:name w:val="heading 4"/>
+    <w:name w:val="Heading 4"/>
     <w:basedOn w:val="Normal"/>
     <w:next w:val="BodyText"/>
-    <w:link w:val="Heading4Char"/>
     <w:uiPriority w:val="9"/>
-    <w:semiHidden/>
     <w:unhideWhenUsed/>
     <w:qFormat/>
-    <w:rsid w:val="00A10FD9"/>
     <w:pPr>
       <w:keepNext/>
       <w:keepLines/>
-      <w:spacing w:after="40" w:before="80"/>
+      <w:spacing w:after="0" w:before="200"/>
       <w:outlineLvl w:val="3"/>
     </w:pPr>
     <w:rPr>
-      <w:rFonts w:cstheme="majorBidi" w:eastAsiaTheme="majorEastAsia"/>
+      <w:rFonts w:asciiTheme="majorHAnsi" w:cstheme="majorBidi" w:eastAsiaTheme="majorEastAsia" w:hAnsiTheme="majorHAnsi"/>
       <w:i/>
-      <w:iCs/>
-      <w:color w:themeColor="accent1" w:themeShade="BF" w:val="0F4761"/>
+      <w:bCs/>
+      <w:color w:themeColor="accent1" w:val="4F81BD"/>
+      <w:sz w:val="24"/>
+      <w:szCs w:val="24"/>
     </w:rPr>
   </w:style>
   <w:style w:styleId="Heading5" w:type="paragraph">
-    <w:name w:val="heading 5"/>
+    <w:name w:val="Heading 5"/>
     <w:basedOn w:val="Normal"/>
     <w:next w:val="BodyText"/>
-    <w:link w:val="Heading5Char"/>
     <w:uiPriority w:val="9"/>
-    <w:semiHidden/>
     <w:unhideWhenUsed/>
     <w:qFormat/>
-    <w:rsid w:val="00A10FD9"/>
     <w:pPr>
       <w:keepNext/>
       <w:keepLines/>
-      <w:spacing w:after="40" w:before="80"/>
+      <w:spacing w:after="0" w:before="200"/>
       <w:outlineLvl w:val="4"/>
     </w:pPr>
     <w:rPr>
-      <w:rFonts w:cstheme="majorBidi" w:eastAsiaTheme="majorEastAsia"/>
-      <w:color w:themeColor="accent1" w:themeShade="BF" w:val="0F4761"/>
+      <w:rFonts w:asciiTheme="majorHAnsi" w:cstheme="majorBidi" w:eastAsiaTheme="majorEastAsia" w:hAnsiTheme="majorHAnsi"/>
+      <w:iCs/>
+      <w:color w:themeColor="accent1" w:val="4F81BD"/>
+      <w:sz w:val="24"/>
+      <w:szCs w:val="24"/>
     </w:rPr>
   </w:style>
   <w:style w:styleId="Heading6" w:type="paragraph">
-    <w:name w:val="heading 6"/>
+    <w:name w:val="Heading 6"/>
     <w:basedOn w:val="Normal"/>
     <w:next w:val="BodyText"/>
-    <w:link w:val="Heading6Char"/>
     <w:uiPriority w:val="9"/>
-    <w:semiHidden/>
     <w:unhideWhenUsed/>
     <w:qFormat/>
-    <w:rsid w:val="00A10FD9"/>
     <w:pPr>
       <w:keepNext/>
       <w:keepLines/>
-      <w:spacing w:after="0" w:before="40"/>
+      <w:spacing w:after="0" w:before="200"/>
       <w:outlineLvl w:val="5"/>
     </w:pPr>
     <w:rPr>
-      <w:rFonts w:cstheme="majorBidi" w:eastAsiaTheme="majorEastAsia"/>
-      <w:i/>
-      <w:iCs/>
-      <w:color w:themeColor="text1" w:themeTint="A6" w:val="595959"/>
+      <w:rFonts w:asciiTheme="majorHAnsi" w:cstheme="majorBidi" w:eastAsiaTheme="majorEastAsia" w:hAnsiTheme="majorHAnsi"/>
+      <w:color w:themeColor="accent1" w:val="4F81BD"/>
+      <w:sz w:val="24"/>
+      <w:szCs w:val="24"/>
     </w:rPr>
   </w:style>
   <w:style w:styleId="Heading7" w:type="paragraph">
-    <w:name w:val="heading 7"/>
+    <w:name w:val="Heading 7"/>
     <w:basedOn w:val="Normal"/>
     <w:next w:val="BodyText"/>
-    <w:link w:val="Heading7Char"/>
     <w:uiPriority w:val="9"/>
-    <w:semiHidden/>
     <w:unhideWhenUsed/>
     <w:qFormat/>
-    <w:rsid w:val="00A10FD9"/>
     <w:pPr>
       <w:keepNext/>
       <w:keepLines/>
-      <w:spacing w:after="0" w:before="40"/>
+      <w:spacing w:after="0" w:before="200"/>
       <w:outlineLvl w:val="6"/>
     </w:pPr>
     <w:rPr>
-      <w:rFonts w:cstheme="majorBidi" w:eastAsiaTheme="majorEastAsia"/>
-      <w:color w:themeColor="text1" w:themeTint="A6" w:val="595959"/>
+      <w:rFonts w:asciiTheme="majorHAnsi" w:cstheme="majorBidi" w:eastAsiaTheme="majorEastAsia" w:hAnsiTheme="majorHAnsi"/>
+      <w:color w:themeColor="accent1" w:val="4F81BD"/>
+      <w:sz w:val="24"/>
+      <w:szCs w:val="24"/>
     </w:rPr>
   </w:style>
   <w:style w:styleId="Heading8" w:type="paragraph">
-    <w:name w:val="heading 8"/>
+    <w:name w:val="Heading 8"/>
     <w:basedOn w:val="Normal"/>
     <w:next w:val="BodyText"/>
-    <w:link w:val="Heading8Char"/>
     <w:uiPriority w:val="9"/>
-    <w:semiHidden/>
     <w:unhideWhenUsed/>
     <w:qFormat/>
-    <w:rsid w:val="00A10FD9"/>
     <w:pPr>
       <w:keepNext/>
       <w:keepLines/>
-      <w:spacing w:after="0"/>
+      <w:spacing w:after="0" w:before="200"/>
       <w:outlineLvl w:val="7"/>
     </w:pPr>
     <w:rPr>
-      <w:rFonts w:cstheme="majorBidi" w:eastAsiaTheme="majorEastAsia"/>
-      <w:i/>
-      <w:iCs/>
-      <w:color w:themeColor="text1" w:themeTint="D8" w:val="272727"/>
+      <w:rFonts w:asciiTheme="majorHAnsi" w:cstheme="majorBidi" w:eastAsiaTheme="majorEastAsia" w:hAnsiTheme="majorHAnsi"/>
+      <w:color w:themeColor="accent1" w:val="4F81BD"/>
+      <w:sz w:val="24"/>
+      <w:szCs w:val="24"/>
     </w:rPr>
   </w:style>
   <w:style w:styleId="Heading9" w:type="paragraph">
-    <w:name w:val="heading 9"/>
+    <w:name w:val="Heading 9"/>
     <w:basedOn w:val="Normal"/>
     <w:next w:val="BodyText"/>
-    <w:link w:val="Heading9Char"/>
     <w:uiPriority w:val="9"/>
-    <w:semiHidden/>
     <w:unhideWhenUsed/>
     <w:qFormat/>
-    <w:rsid w:val="00A10FD9"/>
     <w:pPr>
       <w:keepNext/>
       <w:keepLines/>
-      <w:spacing w:after="0"/>
+      <w:spacing w:after="0" w:before="200"/>
       <w:outlineLvl w:val="8"/>
     </w:pPr>
     <w:rPr>
-      <w:rFonts w:cstheme="majorBidi" w:eastAsiaTheme="majorEastAsia"/>
-      <w:color w:themeColor="text1" w:themeTint="D8" w:val="272727"/>
-    </w:rPr>
-  </w:style>
-  <w:style w:customStyle="1" w:styleId="Heading1Char" w:type="character">
-    <w:name w:val="Heading 1 Char"/>
-    <w:basedOn w:val="DefaultParagraphFont"/>
-    <w:link w:val="Heading1"/>
-    <w:uiPriority w:val="9"/>
-    <w:rsid w:val="00A10FD9"/>
-    <w:rPr>
       <w:rFonts w:asciiTheme="majorHAnsi" w:cstheme="majorBidi" w:eastAsiaTheme="majorEastAsia" w:hAnsiTheme="majorHAnsi"/>
-      <w:color w:themeColor="accent1" w:themeShade="BF" w:val="0F4761"/>
-      <w:sz w:val="40"/>
-      <w:szCs w:val="40"/>
-    </w:rPr>
-  </w:style>
-  <w:style w:customStyle="1" w:styleId="Heading2Char" w:type="character">
-    <w:name w:val="Heading 2 Char"/>
-    <w:basedOn w:val="DefaultParagraphFont"/>
-    <w:link w:val="Heading2"/>
-    <w:uiPriority w:val="9"/>
-    <w:semiHidden/>
-    <w:rsid w:val="00A10FD9"/>
-    <w:rPr>
-      <w:rFonts w:asciiTheme="majorHAnsi" w:cstheme="majorBidi" w:eastAsiaTheme="majorEastAsia" w:hAnsiTheme="majorHAnsi"/>
-      <w:color w:themeColor="accent1" w:themeShade="BF" w:val="0F4761"/>
-      <w:sz w:val="32"/>
-      <w:szCs w:val="32"/>
-    </w:rPr>
-  </w:style>
-  <w:style w:customStyle="1" w:styleId="Heading3Char" w:type="character">
-    <w:name w:val="Heading 3 Char"/>
-    <w:basedOn w:val="DefaultParagraphFont"/>
-    <w:link w:val="Heading3"/>
-    <w:uiPriority w:val="9"/>
-    <w:semiHidden/>
-    <w:rsid w:val="00A10FD9"/>
-    <w:rPr>
-      <w:rFonts w:cstheme="majorBidi" w:eastAsiaTheme="majorEastAsia"/>
-      <w:color w:themeColor="accent1" w:themeShade="BF" w:val="0F4761"/>
-      <w:sz w:val="28"/>
-      <w:szCs w:val="28"/>
-    </w:rPr>
-  </w:style>
-  <w:style w:customStyle="1" w:styleId="Heading4Char" w:type="character">
-    <w:name w:val="Heading 4 Char"/>
-    <w:basedOn w:val="DefaultParagraphFont"/>
-    <w:link w:val="Heading4"/>
-    <w:uiPriority w:val="9"/>
-    <w:semiHidden/>
-    <w:rsid w:val="00A10FD9"/>
-    <w:rPr>
-      <w:rFonts w:cstheme="majorBidi" w:eastAsiaTheme="majorEastAsia"/>
-      <w:i/>
-      <w:iCs/>
-      <w:color w:themeColor="accent1" w:themeShade="BF" w:val="0F4761"/>
-    </w:rPr>
-  </w:style>
-  <w:style w:customStyle="1" w:styleId="Heading5Char" w:type="character">
-    <w:name w:val="Heading 5 Char"/>
-    <w:basedOn w:val="DefaultParagraphFont"/>
-    <w:link w:val="Heading5"/>
-    <w:uiPriority w:val="9"/>
-    <w:semiHidden/>
-    <w:rsid w:val="00A10FD9"/>
-    <w:rPr>
-      <w:rFonts w:cstheme="majorBidi" w:eastAsiaTheme="majorEastAsia"/>
-      <w:color w:themeColor="accent1" w:themeShade="BF" w:val="0F4761"/>
-    </w:rPr>
-  </w:style>
-  <w:style w:customStyle="1" w:styleId="Heading6Char" w:type="character">
-    <w:name w:val="Heading 6 Char"/>
-    <w:basedOn w:val="DefaultParagraphFont"/>
-    <w:link w:val="Heading6"/>
-    <w:uiPriority w:val="9"/>
-    <w:semiHidden/>
-    <w:rsid w:val="00A10FD9"/>
-    <w:rPr>
-      <w:rFonts w:cstheme="majorBidi" w:eastAsiaTheme="majorEastAsia"/>
-      <w:i/>
-      <w:iCs/>
-      <w:color w:themeColor="text1" w:themeTint="A6" w:val="595959"/>
-    </w:rPr>
-  </w:style>
-  <w:style w:customStyle="1" w:styleId="Heading7Char" w:type="character">
-    <w:name w:val="Heading 7 Char"/>
-    <w:basedOn w:val="DefaultParagraphFont"/>
-    <w:link w:val="Heading7"/>
-    <w:uiPriority w:val="9"/>
-    <w:semiHidden/>
-    <w:rsid w:val="00A10FD9"/>
-    <w:rPr>
-      <w:rFonts w:cstheme="majorBidi" w:eastAsiaTheme="majorEastAsia"/>
-      <w:color w:themeColor="text1" w:themeTint="A6" w:val="595959"/>
-    </w:rPr>
-  </w:style>
-  <w:style w:customStyle="1" w:styleId="Heading8Char" w:type="character">
-    <w:name w:val="Heading 8 Char"/>
-    <w:basedOn w:val="DefaultParagraphFont"/>
-    <w:link w:val="Heading8"/>
-    <w:uiPriority w:val="9"/>
-    <w:semiHidden/>
-    <w:rsid w:val="00A10FD9"/>
-    <w:rPr>
-      <w:rFonts w:cstheme="majorBidi" w:eastAsiaTheme="majorEastAsia"/>
-      <w:i/>
-      <w:iCs/>
-      <w:color w:themeColor="text1" w:themeTint="D8" w:val="272727"/>
-    </w:rPr>
-  </w:style>
-  <w:style w:customStyle="1" w:styleId="Heading9Char" w:type="character">
-    <w:name w:val="Heading 9 Char"/>
-    <w:basedOn w:val="DefaultParagraphFont"/>
-    <w:link w:val="Heading9"/>
-    <w:uiPriority w:val="9"/>
-    <w:semiHidden/>
-    <w:rsid w:val="00A10FD9"/>
-    <w:rPr>
-      <w:rFonts w:cstheme="majorBidi" w:eastAsiaTheme="majorEastAsia"/>
-      <w:color w:themeColor="text1" w:themeTint="D8" w:val="272727"/>
+      <w:color w:themeColor="accent1" w:val="4F81BD"/>
+      <w:sz w:val="24"/>
+      <w:szCs w:val="24"/>
     </w:rPr>
   </w:style>
   <w:style w:styleId="BlockText" w:type="paragraph">
@@ -3919,18 +3744,6 @@
     <w:uiPriority w:val="9"/>
     <w:unhideWhenUsed/>
     <w:qFormat/>
-  </w:style>
-  <w:style w:styleId="FootnoteBlockText" w:type="paragraph">
-    <w:name w:val="Footnote Block Text"/>
-    <w:basedOn w:val="FootnoteText"/>
-    <w:next w:val="FootnoteText"/>
-    <w:uiPriority w:val="9"/>
-    <w:unhideWhenUsed/>
-    <w:qFormat/>
-    <w:pPr>
-      <w:spacing w:after="100" w:before="100"/>
-      <w:ind w:firstLine="0" w:left="480" w:right="480"/>
-    </w:pPr>
   </w:style>
   <w:style w:default="1" w:styleId="DefaultParagraphFont" w:type="character">
     <w:name w:val="Default Paragraph Font"/>
@@ -3953,11 +3766,18 @@
       </w:tblCellMar>
     </w:tblPr>
     <w:tblStylePr w:type="firstRow">
+      <w:tblPr>
+        <w:jc w:val="left"/>
+        <w:tblInd w:type="dxa" w:w="0"/>
+      </w:tblPr>
+      <w:trPr>
+        <w:jc w:val="left"/>
+      </w:trPr>
       <w:tcPr>
+        <w:vAlign w:val="bottom"/>
         <w:tcBorders>
           <w:bottom w:val="single"/>
         </w:tcBorders>
-        <w:vAlign w:val="bottom"/>
       </w:tcPr>
     </w:tblStylePr>
   </w:style>
@@ -4072,8 +3892,8 @@
     <w:name w:val="KeywordTok"/>
     <w:basedOn w:val="VerbatimChar"/>
     <w:rPr>
+      <w:color w:val="007020"/>
       <w:b/>
-      <w:color w:val="007020"/>
     </w:rPr>
   </w:style>
   <w:style w:type="character" w:customStyle="1" w:styleId="DataTypeTok">
@@ -4150,42 +3970,42 @@
     <w:name w:val="ImportTok"/>
     <w:basedOn w:val="VerbatimChar"/>
     <w:rPr>
+      <w:color w:val="008000"/>
       <w:b/>
-      <w:color w:val="008000"/>
     </w:rPr>
   </w:style>
   <w:style w:type="character" w:customStyle="1" w:styleId="CommentTok">
     <w:name w:val="CommentTok"/>
     <w:basedOn w:val="VerbatimChar"/>
     <w:rPr>
+      <w:color w:val="60a0b0"/>
       <w:i/>
-      <w:color w:val="60a0b0"/>
     </w:rPr>
   </w:style>
   <w:style w:type="character" w:customStyle="1" w:styleId="DocumentationTok">
     <w:name w:val="DocumentationTok"/>
     <w:basedOn w:val="VerbatimChar"/>
     <w:rPr>
+      <w:color w:val="ba2121"/>
       <w:i/>
-      <w:color w:val="ba2121"/>
     </w:rPr>
   </w:style>
   <w:style w:type="character" w:customStyle="1" w:styleId="AnnotationTok">
     <w:name w:val="AnnotationTok"/>
     <w:basedOn w:val="VerbatimChar"/>
     <w:rPr>
+      <w:color w:val="60a0b0"/>
       <w:b/>
       <w:i/>
-      <w:color w:val="60a0b0"/>
     </w:rPr>
   </w:style>
   <w:style w:type="character" w:customStyle="1" w:styleId="CommentVarTok">
     <w:name w:val="CommentVarTok"/>
     <w:basedOn w:val="VerbatimChar"/>
     <w:rPr>
+      <w:color w:val="60a0b0"/>
       <w:b/>
       <w:i/>
-      <w:color w:val="60a0b0"/>
     </w:rPr>
   </w:style>
   <w:style w:type="character" w:customStyle="1" w:styleId="OtherTok">
@@ -4213,8 +4033,8 @@
     <w:name w:val="ControlFlowTok"/>
     <w:basedOn w:val="VerbatimChar"/>
     <w:rPr>
+      <w:color w:val="007020"/>
       <w:b/>
-      <w:color w:val="007020"/>
     </w:rPr>
   </w:style>
   <w:style w:type="character" w:customStyle="1" w:styleId="OperatorTok">
@@ -4259,34 +4079,34 @@
     <w:name w:val="InformationTok"/>
     <w:basedOn w:val="VerbatimChar"/>
     <w:rPr>
+      <w:color w:val="60a0b0"/>
       <w:b/>
       <w:i/>
-      <w:color w:val="60a0b0"/>
     </w:rPr>
   </w:style>
   <w:style w:type="character" w:customStyle="1" w:styleId="WarningTok">
     <w:name w:val="WarningTok"/>
     <w:basedOn w:val="VerbatimChar"/>
     <w:rPr>
+      <w:color w:val="60a0b0"/>
       <w:b/>
       <w:i/>
-      <w:color w:val="60a0b0"/>
     </w:rPr>
   </w:style>
   <w:style w:type="character" w:customStyle="1" w:styleId="AlertTok">
     <w:name w:val="AlertTok"/>
     <w:basedOn w:val="VerbatimChar"/>
     <w:rPr>
+      <w:color w:val="ff0000"/>
       <w:b/>
-      <w:color w:val="ff0000"/>
     </w:rPr>
   </w:style>
   <w:style w:type="character" w:customStyle="1" w:styleId="ErrorTok">
     <w:name w:val="ErrorTok"/>
     <w:basedOn w:val="VerbatimChar"/>
     <w:rPr>
+      <w:color w:val="ff0000"/>
       <w:b/>
-      <w:color w:val="ff0000"/>
     </w:rPr>
   </w:style>
   <w:style w:type="character" w:customStyle="1" w:styleId="NormalTok">
@@ -4308,44 +4128,44 @@
         <a:sysClr val="window" lastClr="FFFFFF"/>
       </a:lt1>
       <a:dk2>
-        <a:srgbClr val="0E2841"/>
+        <a:srgbClr val="1F497D"/>
       </a:dk2>
       <a:lt2>
-        <a:srgbClr val="E8E8E8"/>
+        <a:srgbClr val="EEECE1"/>
       </a:lt2>
       <a:accent1>
-        <a:srgbClr val="156082"/>
+        <a:srgbClr val="4F81BD"/>
       </a:accent1>
       <a:accent2>
-        <a:srgbClr val="E97132"/>
+        <a:srgbClr val="C0504D"/>
       </a:accent2>
       <a:accent3>
-        <a:srgbClr val="196B24"/>
+        <a:srgbClr val="9BBB59"/>
       </a:accent3>
       <a:accent4>
-        <a:srgbClr val="0F9ED5"/>
+        <a:srgbClr val="8064A2"/>
       </a:accent4>
       <a:accent5>
-        <a:srgbClr val="A02B93"/>
+        <a:srgbClr val="4BACC6"/>
       </a:accent5>
       <a:accent6>
-        <a:srgbClr val="4EA72E"/>
+        <a:srgbClr val="F79646"/>
       </a:accent6>
       <a:hlink>
-        <a:srgbClr val="467886"/>
+        <a:srgbClr val="0000FF"/>
       </a:hlink>
       <a:folHlink>
-        <a:srgbClr val="96607D"/>
+        <a:srgbClr val="800080"/>
       </a:folHlink>
     </a:clrScheme>
     <a:fontScheme name="Office">
       <a:majorFont>
-        <a:latin typeface="Aptos Display" panose="02110004020202020204"/>
+        <a:latin typeface="Calibri"/>
         <a:ea typeface=""/>
         <a:cs typeface=""/>
-        <a:font script="Jpan" typeface="游ゴシック Light"/>
+        <a:font script="Jpan" typeface="ＭＳ ゴシック"/>
         <a:font script="Hang" typeface="맑은 고딕"/>
-        <a:font script="Hans" typeface="等线 Light"/>
+        <a:font script="Hans" typeface="宋体"/>
         <a:font script="Hant" typeface="新細明體"/>
         <a:font script="Arab" typeface="Times New Roman"/>
         <a:font script="Hebr" typeface="Times New Roman"/>
@@ -4372,32 +4192,14 @@
         <a:font script="Mong" typeface="Mongolian Baiti"/>
         <a:font script="Viet" typeface="Times New Roman"/>
         <a:font script="Uigh" typeface="Microsoft Uighur"/>
-        <a:font script="Geor" typeface="Sylfaen"/>
-        <a:font script="Armn" typeface="Arial"/>
-        <a:font script="Bugi" typeface="Leelawadee UI"/>
-        <a:font script="Bopo" typeface="Microsoft JhengHei"/>
-        <a:font script="Java" typeface="Javanese Text"/>
-        <a:font script="Lisu" typeface="Segoe UI"/>
-        <a:font script="Mymr" typeface="Myanmar Text"/>
-        <a:font script="Nkoo" typeface="Ebrima"/>
-        <a:font script="Olck" typeface="Nirmala UI"/>
-        <a:font script="Osma" typeface="Ebrima"/>
-        <a:font script="Phag" typeface="Phagspa"/>
-        <a:font script="Syrn" typeface="Estrangelo Edessa"/>
-        <a:font script="Syrj" typeface="Estrangelo Edessa"/>
-        <a:font script="Syre" typeface="Estrangelo Edessa"/>
-        <a:font script="Sora" typeface="Nirmala UI"/>
-        <a:font script="Tale" typeface="Microsoft Tai Le"/>
-        <a:font script="Talu" typeface="Microsoft New Tai Lue"/>
-        <a:font script="Tfng" typeface="Ebrima"/>
       </a:majorFont>
       <a:minorFont>
-        <a:latin typeface="Aptos" panose="02110004020202020204"/>
+        <a:latin typeface="Cambria"/>
         <a:ea typeface=""/>
         <a:cs typeface=""/>
-        <a:font script="Jpan" typeface="游明朝"/>
+        <a:font script="Jpan" typeface="ＭＳ 明朝"/>
         <a:font script="Hang" typeface="맑은 고딕"/>
-        <a:font script="Hans" typeface="等线"/>
+        <a:font script="Hans" typeface="宋体"/>
         <a:font script="Hant" typeface="新細明體"/>
         <a:font script="Arab" typeface="Arial"/>
         <a:font script="Hebr" typeface="Arial"/>
@@ -4424,24 +4226,6 @@
         <a:font script="Mong" typeface="Mongolian Baiti"/>
         <a:font script="Viet" typeface="Arial"/>
         <a:font script="Uigh" typeface="Microsoft Uighur"/>
-        <a:font script="Geor" typeface="Sylfaen"/>
-        <a:font script="Armn" typeface="Arial"/>
-        <a:font script="Bugi" typeface="Leelawadee UI"/>
-        <a:font script="Bopo" typeface="Microsoft JhengHei"/>
-        <a:font script="Java" typeface="Javanese Text"/>
-        <a:font script="Lisu" typeface="Segoe UI"/>
-        <a:font script="Mymr" typeface="Myanmar Text"/>
-        <a:font script="Nkoo" typeface="Ebrima"/>
-        <a:font script="Olck" typeface="Nirmala UI"/>
-        <a:font script="Osma" typeface="Ebrima"/>
-        <a:font script="Phag" typeface="Phagspa"/>
-        <a:font script="Syrn" typeface="Estrangelo Edessa"/>
-        <a:font script="Syrj" typeface="Estrangelo Edessa"/>
-        <a:font script="Syre" typeface="Estrangelo Edessa"/>
-        <a:font script="Sora" typeface="Nirmala UI"/>
-        <a:font script="Tale" typeface="Microsoft Tai Le"/>
-        <a:font script="Talu" typeface="Microsoft New Tai Lue"/>
-        <a:font script="Tfng" typeface="Ebrima"/>
       </a:minorFont>
     </a:fontScheme>
     <a:fmtScheme name="Office">
@@ -4453,141 +4237,200 @@
           <a:gsLst>
             <a:gs pos="0">
               <a:schemeClr val="phClr">
-                <a:lumMod val="110000"/>
-                <a:satMod val="105000"/>
-                <a:tint val="67000"/>
+                <a:tint val="50000"/>
+                <a:satMod val="300000"/>
               </a:schemeClr>
             </a:gs>
-            <a:gs pos="50000">
+            <a:gs pos="35000">
               <a:schemeClr val="phClr">
-                <a:lumMod val="105000"/>
-                <a:satMod val="103000"/>
-                <a:tint val="73000"/>
+                <a:tint val="37000"/>
+                <a:satMod val="300000"/>
               </a:schemeClr>
             </a:gs>
             <a:gs pos="100000">
               <a:schemeClr val="phClr">
-                <a:lumMod val="105000"/>
-                <a:satMod val="109000"/>
-                <a:tint val="81000"/>
+                <a:tint val="15000"/>
+                <a:satMod val="350000"/>
               </a:schemeClr>
             </a:gs>
           </a:gsLst>
-          <a:lin ang="5400000" scaled="0"/>
+          <a:lin ang="16200000" scaled="1"/>
         </a:gradFill>
         <a:gradFill rotWithShape="1">
           <a:gsLst>
             <a:gs pos="0">
               <a:schemeClr val="phClr">
-                <a:satMod val="103000"/>
-                <a:lumMod val="102000"/>
-                <a:tint val="94000"/>
-              </a:schemeClr>
-            </a:gs>
-            <a:gs pos="50000">
-              <a:schemeClr val="phClr">
-                <a:satMod val="110000"/>
-                <a:lumMod val="100000"/>
+                <a:tint val="100000"/>
                 <a:shade val="100000"/>
+                <a:satMod val="130000"/>
               </a:schemeClr>
             </a:gs>
             <a:gs pos="100000">
               <a:schemeClr val="phClr">
-                <a:lumMod val="99000"/>
-                <a:satMod val="120000"/>
-                <a:shade val="78000"/>
+                <a:tint val="50000"/>
+                <a:shade val="100000"/>
+                <a:satMod val="350000"/>
               </a:schemeClr>
             </a:gs>
           </a:gsLst>
-          <a:lin ang="5400000" scaled="0"/>
+          <a:lin ang="16200000" scaled="0"/>
         </a:gradFill>
       </a:fillStyleLst>
       <a:lnStyleLst>
-        <a:ln w="6350" cap="flat" cmpd="sng" algn="ctr">
+        <a:ln w="9525" cap="flat" cmpd="sng" algn="ctr">
+          <a:solidFill>
+            <a:schemeClr val="phClr">
+              <a:shade val="95000"/>
+              <a:satMod val="105000"/>
+            </a:schemeClr>
+          </a:solidFill>
+          <a:prstDash val="solid"/>
+        </a:ln>
+        <a:ln w="25400" cap="flat" cmpd="sng" algn="ctr">
           <a:solidFill>
             <a:schemeClr val="phClr"/>
           </a:solidFill>
           <a:prstDash val="solid"/>
-          <a:miter lim="800000"/>
         </a:ln>
-        <a:ln w="12700" cap="flat" cmpd="sng" algn="ctr">
+        <a:ln w="38100" cap="flat" cmpd="sng" algn="ctr">
           <a:solidFill>
             <a:schemeClr val="phClr"/>
           </a:solidFill>
           <a:prstDash val="solid"/>
-          <a:miter lim="800000"/>
-        </a:ln>
-        <a:ln w="19050" cap="flat" cmpd="sng" algn="ctr">
-          <a:solidFill>
-            <a:schemeClr val="phClr"/>
-          </a:solidFill>
-          <a:prstDash val="solid"/>
-          <a:miter lim="800000"/>
         </a:ln>
       </a:lnStyleLst>
       <a:effectStyleLst>
         <a:effectStyle>
-          <a:effectLst/>
-        </a:effectStyle>
-        <a:effectStyle>
-          <a:effectLst/>
+          <a:effectLst>
+            <a:outerShdw blurRad="40000" dist="20000" dir="5400000" rotWithShape="0">
+              <a:srgbClr val="000000">
+                <a:alpha val="38000"/>
+              </a:srgbClr>
+            </a:outerShdw>
+          </a:effectLst>
         </a:effectStyle>
         <a:effectStyle>
           <a:effectLst>
-            <a:outerShdw blurRad="57150" dist="19050" dir="5400000" algn="ctr" rotWithShape="0">
+            <a:outerShdw blurRad="40000" dist="23000" dir="5400000" rotWithShape="0">
               <a:srgbClr val="000000">
-                <a:alpha val="63000"/>
+                <a:alpha val="35000"/>
               </a:srgbClr>
             </a:outerShdw>
           </a:effectLst>
+        </a:effectStyle>
+        <a:effectStyle>
+          <a:effectLst>
+            <a:outerShdw blurRad="40000" dist="23000" dir="5400000" rotWithShape="0">
+              <a:srgbClr val="000000">
+                <a:alpha val="35000"/>
+              </a:srgbClr>
+            </a:outerShdw>
+          </a:effectLst>
+          <a:scene3d>
+            <a:camera prst="orthographicFront">
+              <a:rot lat="0" lon="0" rev="0"/>
+            </a:camera>
+            <a:lightRig rig="threePt" dir="t">
+              <a:rot lat="0" lon="0" rev="1200000"/>
+            </a:lightRig>
+          </a:scene3d>
+          <a:sp3d>
+            <a:bevelT w="63500" h="25400"/>
+          </a:sp3d>
         </a:effectStyle>
       </a:effectStyleLst>
       <a:bgFillStyleLst>
         <a:solidFill>
           <a:schemeClr val="phClr"/>
         </a:solidFill>
-        <a:solidFill>
-          <a:schemeClr val="phClr">
-            <a:tint val="95000"/>
-            <a:satMod val="170000"/>
-          </a:schemeClr>
-        </a:solidFill>
         <a:gradFill rotWithShape="1">
           <a:gsLst>
             <a:gs pos="0">
               <a:schemeClr val="phClr">
-                <a:tint val="93000"/>
-                <a:satMod val="150000"/>
-                <a:shade val="98000"/>
-                <a:lumMod val="102000"/>
+                <a:tint val="40000"/>
+                <a:satMod val="350000"/>
               </a:schemeClr>
             </a:gs>
-            <a:gs pos="50000">
+            <a:gs pos="40000">
               <a:schemeClr val="phClr">
-                <a:tint val="98000"/>
-                <a:satMod val="130000"/>
-                <a:shade val="90000"/>
-                <a:lumMod val="103000"/>
+                <a:tint val="45000"/>
+                <a:shade val="99000"/>
+                <a:satMod val="350000"/>
               </a:schemeClr>
             </a:gs>
             <a:gs pos="100000">
               <a:schemeClr val="phClr">
-                <a:shade val="63000"/>
-                <a:satMod val="120000"/>
+                <a:shade val="20000"/>
+                <a:satMod val="255000"/>
               </a:schemeClr>
             </a:gs>
           </a:gsLst>
-          <a:lin ang="5400000" scaled="0"/>
+          <a:path path="circle">
+            <a:fillToRect l="50000" t="-80000" r="50000" b="180000"/>
+          </a:path>
+        </a:gradFill>
+        <a:gradFill rotWithShape="1">
+          <a:gsLst>
+            <a:gs pos="0">
+              <a:schemeClr val="phClr">
+                <a:tint val="80000"/>
+                <a:satMod val="300000"/>
+              </a:schemeClr>
+            </a:gs>
+            <a:gs pos="100000">
+              <a:schemeClr val="phClr">
+                <a:shade val="30000"/>
+                <a:satMod val="200000"/>
+              </a:schemeClr>
+            </a:gs>
+          </a:gsLst>
+          <a:path path="circle">
+            <a:fillToRect l="50000" t="50000" r="50000" b="50000"/>
+          </a:path>
         </a:gradFill>
       </a:bgFillStyleLst>
     </a:fmtScheme>
   </a:themeElements>
-  <a:objectDefaults/>
+  <a:objectDefaults>
+    <a:spDef>
+      <a:spPr/>
+      <a:bodyPr/>
+      <a:lstStyle/>
+      <a:style>
+        <a:lnRef idx="1">
+          <a:schemeClr val="accent1"/>
+        </a:lnRef>
+        <a:fillRef idx="3">
+          <a:schemeClr val="accent1"/>
+        </a:fillRef>
+        <a:effectRef idx="2">
+          <a:schemeClr val="accent1"/>
+        </a:effectRef>
+        <a:fontRef idx="minor">
+          <a:schemeClr val="lt1"/>
+        </a:fontRef>
+      </a:style>
+    </a:spDef>
+    <a:lnDef>
+      <a:spPr/>
+      <a:bodyPr/>
+      <a:lstStyle/>
+      <a:style>
+        <a:lnRef idx="2">
+          <a:schemeClr val="accent1"/>
+        </a:lnRef>
+        <a:fillRef idx="0">
+          <a:schemeClr val="accent1"/>
+        </a:fillRef>
+        <a:effectRef idx="1">
+          <a:schemeClr val="accent1"/>
+        </a:effectRef>
+        <a:fontRef idx="minor">
+          <a:schemeClr val="tx1"/>
+        </a:fontRef>
+      </a:style>
+    </a:lnDef>
+  </a:objectDefaults>
   <a:extraClrSchemeLst/>
-  <a:extLst>
-    <a:ext uri="{05A4C25C-085E-4340-85A3-A5531E510DB2}">
-      <thm15:themeFamily xmlns:thm15="http://schemas.microsoft.com/office/thememl/2012/main" name="Office Theme" id="{2E142A2C-CD16-42D6-873A-C26D2A0506FA}" vid="{1BDDFF52-6CD6-40A5-AB3C-68EB2F1E4D0A}"/>
-    </a:ext>
-  </a:extLst>
 </a:theme>
 </file>
--- a/Ausgabe/Grundlagen/Scratch.docx
+++ b/Ausgabe/Grundlagen/Scratch.docx
@@ -3124,7 +3124,7 @@
       <w:rPr>
         <w:sz w:val="16"/>
       </w:rPr>
-      <w:t>Unterrichtsmaterial Oberschule Sachsen · Version v0.4.0-319-gc4b6538-dirty · Build 16.08.2026</w:t>
+      <w:t>Unterrichtsmaterial Oberschule Sachsen · Version v0.4.0-322-g516fad1-dirty · Build 17.08.2026</w:t>
     </w:r>
   </w:p>
 </w:ftr>

--- a/Ausgabe/Grundlagen/Scratch.docx
+++ b/Ausgabe/Grundlagen/Scratch.docx
@@ -3124,7 +3124,7 @@
       <w:rPr>
         <w:sz w:val="16"/>
       </w:rPr>
-      <w:t>Unterrichtsmaterial Oberschule Sachsen · Version v0.4.0-322-g516fad1-dirty · Build 17.08.2026</w:t>
+      <w:t>Unterrichtsmaterial Oberschule Sachsen · Version v0.4.0-327-g8416f81-dirty · Build 17.08.2026</w:t>
     </w:r>
   </w:p>
 </w:ftr>

--- a/Ausgabe/Grundlagen/Scratch.docx
+++ b/Ausgabe/Grundlagen/Scratch.docx
@@ -3124,7 +3124,7 @@
       <w:rPr>
         <w:sz w:val="16"/>
       </w:rPr>
-      <w:t>Unterrichtsmaterial Oberschule Sachsen · Version v0.4.0-327-g8416f81-dirty · Build 17.08.2026</w:t>
+      <w:t>Unterrichtsmaterial Oberschule Sachsen · Version v0.4.0-333-gbccbada-dirty · Build 17.08.2026</w:t>
     </w:r>
   </w:p>
 </w:ftr>

--- a/Ausgabe/Grundlagen/Scratch.docx
+++ b/Ausgabe/Grundlagen/Scratch.docx
@@ -3124,7 +3124,7 @@
       <w:rPr>
         <w:sz w:val="16"/>
       </w:rPr>
-      <w:t>Unterrichtsmaterial Oberschule Sachsen · Version v0.4.0-333-gbccbada-dirty · Build 17.08.2026</w:t>
+      <w:t>Unterrichtsmaterial Oberschule Sachsen · Version v0.4.0-341-g0b15cca-dirty · Build 17.08.2026</w:t>
     </w:r>
   </w:p>
 </w:ftr>

--- a/Ausgabe/Grundlagen/Scratch.docx
+++ b/Ausgabe/Grundlagen/Scratch.docx
@@ -3124,7 +3124,7 @@
       <w:rPr>
         <w:sz w:val="16"/>
       </w:rPr>
-      <w:t>Unterrichtsmaterial Oberschule Sachsen · Version v0.4.0-341-g0b15cca-dirty · Build 17.08.2026</w:t>
+      <w:t>Unterrichtsmaterial Oberschule Sachsen · Version v0.4.0-356-g3db0967-dirty · Build 17.08.2026</w:t>
     </w:r>
   </w:p>
 </w:ftr>

--- a/Ausgabe/Grundlagen/Scratch.docx
+++ b/Ausgabe/Grundlagen/Scratch.docx
@@ -3124,7 +3124,7 @@
       <w:rPr>
         <w:sz w:val="16"/>
       </w:rPr>
-      <w:t>Unterrichtsmaterial Oberschule Sachsen · Version v0.4.0-356-g3db0967-dirty · Build 17.08.2026</w:t>
+      <w:t>Unterrichtsmaterial Oberschule Sachsen · Version v0.4.0-376-gf442749-dirty · Build 17.08.2026</w:t>
     </w:r>
   </w:p>
 </w:ftr>

--- a/Ausgabe/Grundlagen/Scratch.docx
+++ b/Ausgabe/Grundlagen/Scratch.docx
@@ -3124,7 +3124,7 @@
       <w:rPr>
         <w:sz w:val="16"/>
       </w:rPr>
-      <w:t>Unterrichtsmaterial Oberschule Sachsen · Version v0.4.0-356-g3db0967-dirty · Build 17.08.2026</w:t>
+      <w:t>Unterrichtsmaterial Oberschule Sachsen · Version v0.4.0-376-g6ba679b-dirty · Build 17.08.2026</w:t>
     </w:r>
   </w:p>
 </w:ftr>

--- a/Ausgabe/Grundlagen/Scratch.docx
+++ b/Ausgabe/Grundlagen/Scratch.docx
@@ -3124,7 +3124,7 @@
       <w:rPr>
         <w:sz w:val="16"/>
       </w:rPr>
-      <w:t>Unterrichtsmaterial Oberschule Sachsen · Version v0.4.0-356-g3db0967-dirty · Build 17.08.2026</w:t>
+      <w:t>Unterrichtsmaterial Oberschule Sachsen · Version v0.4.0-378-g61c0f2a-dirty · Build 17.08.2026</w:t>
     </w:r>
   </w:p>
 </w:ftr>

--- a/Ausgabe/Grundlagen/Scratch.docx
+++ b/Ausgabe/Grundlagen/Scratch.docx
@@ -3124,7 +3124,7 @@
       <w:rPr>
         <w:sz w:val="16"/>
       </w:rPr>
-      <w:t>Unterrichtsmaterial Oberschule Sachsen · Version v0.4.0-356-g3db0967-dirty · Build 17.08.2026</w:t>
+      <w:t>Unterrichtsmaterial Oberschule Sachsen · Version v0.4.0-367-gb55ec7c-dirty · Build 17.08.2026</w:t>
     </w:r>
   </w:p>
 </w:ftr>

--- a/Ausgabe/Grundlagen/Scratch.docx
+++ b/Ausgabe/Grundlagen/Scratch.docx
@@ -3124,7 +3124,7 @@
       <w:rPr>
         <w:sz w:val="16"/>
       </w:rPr>
-      <w:t>Unterrichtsmaterial Oberschule Sachsen · Version v0.4.0-376-gf442749-dirty · Build 17.08.2026</w:t>
+      <w:t>Unterrichtsmaterial Oberschule Sachsen · Version v0.4.0-410-g8744ce6-dirty · Build 17.08.2026</w:t>
     </w:r>
   </w:p>
 </w:ftr>

--- a/Ausgabe/Grundlagen/Scratch.docx
+++ b/Ausgabe/Grundlagen/Scratch.docx
@@ -3124,7 +3124,7 @@
       <w:rPr>
         <w:sz w:val="16"/>
       </w:rPr>
-      <w:t>Unterrichtsmaterial Oberschule Sachsen · Version v0.4.0-410-g8744ce6-dirty · Build 17.08.2026</w:t>
+      <w:t>Unterrichtsmaterial Oberschule Sachsen · Version v0.4.0-444-gad95bb4-dirty · Build 18.08.2026</w:t>
     </w:r>
   </w:p>
 </w:ftr>

--- a/Ausgabe/Grundlagen/Scratch.docx
+++ b/Ausgabe/Grundlagen/Scratch.docx
@@ -3124,7 +3124,7 @@
       <w:rPr>
         <w:sz w:val="16"/>
       </w:rPr>
-      <w:t>Unterrichtsmaterial Oberschule Sachsen · Version v0.4.0-444-gad95bb4-dirty · Build 18.08.2026</w:t>
+      <w:t>Unterrichtsmaterial Oberschule Sachsen · Version v0.4.0-459-gb11fd20-dirty · Build 18.08.2026</w:t>
     </w:r>
   </w:p>
 </w:ftr>

--- a/Ausgabe/Grundlagen/Scratch.docx
+++ b/Ausgabe/Grundlagen/Scratch.docx
@@ -3124,7 +3124,7 @@
       <w:rPr>
         <w:sz w:val="16"/>
       </w:rPr>
-      <w:t>Unterrichtsmaterial Oberschule Sachsen · Version v0.4.0-459-gb11fd20-dirty · Build 18.08.2026</w:t>
+      <w:t>Unterrichtsmaterial Oberschule Sachsen · Version v0.4.0-444-gad95bb4-dirty · Build 18.08.2026</w:t>
     </w:r>
   </w:p>
 </w:ftr>

--- a/Ausgabe/Grundlagen/Scratch.docx
+++ b/Ausgabe/Grundlagen/Scratch.docx
@@ -3124,7 +3124,7 @@
       <w:rPr>
         <w:sz w:val="16"/>
       </w:rPr>
-      <w:t>Unterrichtsmaterial Oberschule Sachsen · Version v0.4.0-444-gad95bb4-dirty · Build 18.08.2026</w:t>
+      <w:t>Unterrichtsmaterial Oberschule Sachsen · Version v0.4.0-489-gf58e499-dirty · Build 18.08.2026</w:t>
     </w:r>
   </w:p>
 </w:ftr>

--- a/Ausgabe/Grundlagen/Scratch.docx
+++ b/Ausgabe/Grundlagen/Scratch.docx
@@ -3124,7 +3124,7 @@
       <w:rPr>
         <w:sz w:val="16"/>
       </w:rPr>
-      <w:t>Unterrichtsmaterial Oberschule Sachsen · Version v0.4.0-444-gad95bb4-dirty · Build 18.08.2026</w:t>
+      <w:t>Unterrichtsmaterial Oberschule Sachsen · Version v0.4.0-490-g2532335-dirty · Build 18.08.2026</w:t>
     </w:r>
   </w:p>
 </w:ftr>

--- a/Ausgabe/Grundlagen/Scratch.docx
+++ b/Ausgabe/Grundlagen/Scratch.docx
@@ -3124,7 +3124,7 @@
       <w:rPr>
         <w:sz w:val="16"/>
       </w:rPr>
-      <w:t>Unterrichtsmaterial Oberschule Sachsen · Version v0.4.0-490-g2532335-dirty · Build 18.08.2026</w:t>
+      <w:t>Unterrichtsmaterial Oberschule Sachsen · Version v0.4.0-521-gfaabf71-dirty · Build 19.08.2026</w:t>
     </w:r>
   </w:p>
 </w:ftr>

--- a/Ausgabe/Grundlagen/Scratch.docx
+++ b/Ausgabe/Grundlagen/Scratch.docx
@@ -3124,7 +3124,7 @@
       <w:rPr>
         <w:sz w:val="16"/>
       </w:rPr>
-      <w:t>Unterrichtsmaterial Oberschule Sachsen · Version v0.4.0-490-g2532335-dirty · Build 18.08.2026</w:t>
+      <w:t>Unterrichtsmaterial Oberschule Sachsen · Version v0.4.0-521-g87c4bcc-dirty · Build 19.08.2026</w:t>
     </w:r>
   </w:p>
 </w:ftr>

--- a/Ausgabe/Grundlagen/Scratch.docx
+++ b/Ausgabe/Grundlagen/Scratch.docx
@@ -3124,7 +3124,7 @@
       <w:rPr>
         <w:sz w:val="16"/>
       </w:rPr>
-      <w:t>Unterrichtsmaterial Oberschule Sachsen · Version v0.4.0-521-g87c4bcc-dirty · Build 19.08.2026</w:t>
+      <w:t>Unterrichtsmaterial Oberschule Sachsen · Version v0.4.0-527-gca6ed1b-dirty · Build 19.08.2026</w:t>
     </w:r>
   </w:p>
 </w:ftr>

--- a/Ausgabe/Grundlagen/Scratch.docx
+++ b/Ausgabe/Grundlagen/Scratch.docx
@@ -3124,7 +3124,7 @@
       <w:rPr>
         <w:sz w:val="16"/>
       </w:rPr>
-      <w:t>Unterrichtsmaterial Oberschule Sachsen · Version v0.4.0-527-gca6ed1b-dirty · Build 19.08.2026</w:t>
+      <w:t>Unterrichtsmaterial Oberschule Sachsen · Version v0.4.0-530-gbb43ae4-dirty · Build 20.08.2026</w:t>
     </w:r>
   </w:p>
 </w:ftr>

--- a/Ausgabe/Grundlagen/Scratch.docx
+++ b/Ausgabe/Grundlagen/Scratch.docx
@@ -3124,7 +3124,7 @@
       <w:rPr>
         <w:sz w:val="16"/>
       </w:rPr>
-      <w:t>Unterrichtsmaterial Oberschule Sachsen · Version v0.4.0-530-gbb43ae4-dirty · Build 20.08.2026</w:t>
+      <w:t>Unterrichtsmaterial Oberschule Sachsen · Version v0.4.0-534-gc09a6c6-dirty · Build 20.08.2026</w:t>
     </w:r>
   </w:p>
 </w:ftr>
